--- a/b2/paper/responses/2026-05-17_R2_cover_letter.docx
+++ b/b2/paper/responses/2026-05-17_R2_cover_letter.docx
@@ -513,7 +513,7 @@
         <w:t xml:space="preserve"> </w:t>
       </w:r>
       <w:r>
-        <w:t xml:space="preserve">(Section 3.4 + Section 3.7): a multivariate OLS specification with subsidy ratio and DePIN sector dummy on the 22-protocol non-zero-subsidy sample (HC3 robust standard errors) demonstrates that the apparent subsidy-HHI relationship is fully absorbed by sector membership once Livepeer is excluded. In Specification 4 (subsidy + DePIN dummy, no Livepeer, N = 21), the subsidy coefficient is strongly non-significant (p = 0.94) while the DePIN sector dummy remains significant (p = 0.007). The Livepeer-driven interpretation in Section 3.4 is substantively reinforced: the apparent cross-sector subsidy-concentration association reflects a single extreme observation combined with sector membership, not a structural relationship between subsidy intensity and governance concentration.</w:t>
+        <w:t xml:space="preserve">(Section 3.4 + Section 3.7): a multivariate OLS specification with subsidy ratio and DePIN sector dummy on the 23-protocol non-zero-subsidy sample (HC3 robust standard errors) demonstrates that the apparent subsidy-HHI relationship is fully absorbed by sector membership once Livepeer is excluded. In Specification 4 (subsidy + DePIN dummy, no Livepeer, N = 22), the subsidy coefficient is strongly non-significant (p = 0.88) while the DePIN sector dummy remains significant (p = 0.004). The Livepeer-driven interpretation in Section 3.4 is substantively reinforced: the apparent cross-sector subsidy-concentration association reflects a single extreme observation combined with sector membership, not a structural relationship between subsidy intensity and governance concentration.</w:t>
       </w:r>
     </w:p>
     <w:p>
@@ -657,7 +657,7 @@
         <w:t xml:space="preserve"> </w:t>
       </w:r>
       <w:r>
-        <w:t xml:space="preserve">DePIN sector mean shifts from 0.077 to 0.071; the DePIN-vs-DeFi Mann-Whitney sector contrast remains significant (p = 0.020 from 0.018; Cohen’s d = 0.94 from 0.98, still large effect by Cohen’s threshold); LOO 30-of-30 significant-iteration robustness is preserved; the Synergy-HHI Pearson correlation remains statistically significant (r = -0.32, p = 0.047); the Livepeer-driven subsidy interpretation is reinforced (Spec 4 subsidy p = 0.94 absent Livepeer). All headline findings are qualitatively preserved.</w:t>
+        <w:t xml:space="preserve">DePIN sector mean shifts from 0.077 to 0.071; the DePIN-vs-DeFi Mann-Whitney sector contrast remains significant (p = 0.020 from 0.018; Cohen’s d = 0.94 from 0.98, still large effect by Cohen’s threshold); LOO 30-of-30 significant-iteration robustness is preserved; the Synergy-HHI Pearson correlation remains statistically significant (r = -0.32, p = 0.047); the Livepeer-driven subsidy interpretation is reinforced (Spec 4 subsidy p = 0.88 absent Livepeer). All headline findings are qualitatively preserved.</w:t>
       </w:r>
     </w:p>
     <w:bookmarkEnd w:id="14"/>

--- a/b2/paper/responses/2026-05-17_R2_cover_letter.docx
+++ b/b2/paper/responses/2026-05-17_R2_cover_letter.docx
@@ -2,7 +2,7 @@
 <file path=word/document.xml><?xml version="1.0" encoding="utf-8"?>
 <w:document xmlns:w="http://schemas.openxmlformats.org/wordprocessingml/2006/main" xmlns:m="http://schemas.openxmlformats.org/officeDocument/2006/math" xmlns:r="http://schemas.openxmlformats.org/officeDocument/2006/relationships" xmlns:o="urn:schemas-microsoft-com:office:office" xmlns:v="urn:schemas-microsoft-com:vml" xmlns:w10="urn:schemas-microsoft-com:office:word" xmlns:a="http://schemas.openxmlformats.org/drawingml/2006/main" xmlns:pic="http://schemas.openxmlformats.org/drawingml/2006/picture" xmlns:wp="http://schemas.openxmlformats.org/drawingml/2006/wordprocessingDrawing">
   <w:body>
-    <w:bookmarkStart w:id="21" w:name="cover-letter-b2-r2-submission"/>
+    <w:bookmarkStart w:id="17" w:name="cover-letter-b2-r2-submission"/>
     <w:p>
       <w:pPr>
         <w:pStyle w:val="Heading1"/>
@@ -58,7 +58,7 @@
         <w:t xml:space="preserve"> </w:t>
       </w:r>
       <w:r>
-        <w:t xml:space="preserve">Governance Concentration Beyond Token Allocation: An Institutional Design Analysis of DePIN and DeFi (Manuscript ID [TO_BE_FILLED]; SSRN 6599278)</w:t>
+        <w:t xml:space="preserve">Tokenomics as Applied Political Philosophy: Governance Concentration Beyond Token Allocation (Manuscript ID 1853465; SSRN 6599278)</w:t>
       </w:r>
       <w:r>
         <w:t xml:space="preserve"> </w:t>
@@ -68,13 +68,53 @@
           <w:b/>
           <w:bCs/>
         </w:rPr>
+        <w:t xml:space="preserve">Title note (2026-05-22 update):</w:t>
+      </w:r>
+      <w:r>
+        <w:t xml:space="preserve"> </w:t>
+      </w:r>
+      <w:r>
+        <w:t xml:space="preserve">Title revised from the as-R2-submitted</w:t>
+      </w:r>
+      <w:r>
+        <w:t xml:space="preserve"> </w:t>
+      </w:r>
+      <w:r>
+        <w:t xml:space="preserve">“Governance Concentration Beyond Token Allocation: An Institutional Design Analysis of DePIN and DeFi”</w:t>
+      </w:r>
+      <w:r>
+        <w:t xml:space="preserve"> </w:t>
+      </w:r>
+      <w:r>
+        <w:t xml:space="preserve">to the current title per DEC-190 (Cycle 14 below). Empirical content and conclusions unchanged; framework-evidence integration elevated to the title surface. The short catalog form</w:t>
+      </w:r>
+      <w:r>
+        <w:t xml:space="preserve"> </w:t>
+      </w:r>
+      <w:r>
+        <w:t xml:space="preserve">“Governance Concentration Beyond Token Allocation”</w:t>
+      </w:r>
+      <w:r>
+        <w:t xml:space="preserve"> </w:t>
+      </w:r>
+      <w:r>
+        <w:t xml:space="preserve">(the subtitle of the new full title) preserves identity continuity with the prior title across cross-paper citations.</w:t>
+      </w:r>
+      <w:r>
+        <w:t xml:space="preserve"> </w:t>
+      </w:r>
+      <w:r>
+        <w:rPr>
+          <w:b/>
+          <w:bCs/>
+        </w:rPr>
         <w:t xml:space="preserve">Date:</w:t>
       </w:r>
       <w:r>
         <w:t xml:space="preserve"> </w:t>
       </w:r>
       <w:r>
-        <w:t xml:space="preserve">2026-05-17 (R2 submission); 2026-05-19 (revisions incorporated)</w:t>
+        <w:t xml:space="preserve">2026-05-17</w:t>
       </w:r>
       <w:r>
         <w:t xml:space="preserve"> </w:t>
@@ -119,22 +159,34 @@
         <w:t xml:space="preserve"> </w:t>
       </w:r>
       <w:r>
-        <w:t xml:space="preserve">“Governance Concentration Beyond Token Allocation: An Institutional Design Analysis of DePIN and DeFi.”</w:t>
-      </w:r>
-      <w:r>
-        <w:t xml:space="preserve"> </w:t>
-      </w:r>
-      <w:r>
-        <w:t xml:space="preserve">The revision addresses all four R1 round-2 comments from Reviewer 1, incorporates a substantive new headline finding that emerged from the reproduce-and-sync cycle the reviewer’s framing prompted, and includes targeted philosophical-methodological strengthening informed by Reviewer 2’s endorsement context.</w:t>
-      </w:r>
-    </w:p>
-    <w:bookmarkStart w:id="9" w:name="reviewer-1s-four-issues-addressed"/>
+        <w:t xml:space="preserve">“Governance Concentration Beyond Token Allocation: An Institutional Design Analysis of DePIN and DeFi”</w:t>
+      </w:r>
+      <w:r>
+        <w:t xml:space="preserve"> </w:t>
+      </w:r>
+      <w:r>
+        <w:t xml:space="preserve">addressing Reviewer 1’s four R1-round comments and including substantial additional strengthening to the philosophical and methodological framework. This cover letter was authored 2026-05-17 to summarize the R1-reviewer-response cycle. Post-2026-05-17 internal hygiene cycles (deep-PCA-audit 2026-05-19; cycle 6 finalization 2026-05-21) further strengthened the manuscript findings beyond the R1-reviewer-flagged scope; those are documented in the</w:t>
+      </w:r>
+      <w:r>
+        <w:t xml:space="preserve"> </w:t>
+      </w:r>
+      <w:r>
+        <w:t xml:space="preserve">“Post-2026-05-17 internal hygiene”</w:t>
+      </w:r>
+      <w:r>
+        <w:t xml:space="preserve"> </w:t>
+      </w:r>
+      <w:r>
+        <w:t xml:space="preserve">section near the close of this letter, with per-surface numeric refreshes inline below where the R1-response narratives reference values that subsequently advanced.</w:t>
+      </w:r>
+    </w:p>
+    <w:bookmarkStart w:id="9" w:name="summary-of-r1-round-2-issues-addressed"/>
     <w:p>
       <w:pPr>
         <w:pStyle w:val="Heading2"/>
       </w:pPr>
       <w:r>
-        <w:t xml:space="preserve">Reviewer 1’s four issues: addressed</w:t>
+        <w:t xml:space="preserve">Summary of R1 round-2 issues addressed</w:t>
       </w:r>
     </w:p>
     <w:p>
@@ -142,7 +194,7 @@
         <w:pStyle w:val="FirstParagraph"/>
       </w:pPr>
       <w:r>
-        <w:t xml:space="preserve">Reviewer 1 identified four classes of manuscript-vs-data-of-record drift. All four are resolved. The accompanying point-by-point response document (</w:t>
+        <w:t xml:space="preserve">Reviewer 1’s R1 round-2 review identified four classes of manuscript-vs-data-of-record drift. All four are addressed in this submission. The accompanying point-by-point response document (</w:t>
       </w:r>
       <w:r>
         <w:rPr>
@@ -151,7 +203,7 @@
         <w:t xml:space="preserve">2026-05-17_R2_responses_master.md</w:t>
       </w:r>
       <w:r>
-        <w:t xml:space="preserve">) details each fix at the level of granularity raised.</w:t>
+        <w:t xml:space="preserve">) details each fix at the level of granularity raised. In brief:</w:t>
       </w:r>
     </w:p>
     <w:p>
@@ -166,13 +218,34 @@
           <w:b/>
           <w:bCs/>
         </w:rPr>
-        <w:t xml:space="preserve">Table 7 holding-HHI inconsistency.</w:t>
-      </w:r>
-      <w:r>
-        <w:t xml:space="preserve"> </w:t>
-      </w:r>
-      <w:r>
-        <w:t xml:space="preserve">Table 7 fully recomputed using post-exclusion holding HHIs consistent with Table 4. Three protocols (Uniswap, Optimism, Lido) show updated amplification ratios. Two (Uniswap, Optimism) flip from delegation-mediated dispersion to delegation amplification under the corrected exclusion methodology, producing a substantive new finding (described below).</w:t>
+        <w:t xml:space="preserve">Table 7 holding-HHI inconsistency</w:t>
+      </w:r>
+      <w:r>
+        <w:t xml:space="preserve">: Fully recomputed with post-exclusion holding HHIs consistent with Table 4. The R1-reviewer-flagged scope identified three protocols (Uniswap, Optimism, Lido) showing updated amplification ratios; two (Uniswap, Optimism) flip from delegation-dispersion to delegation-amplification under correct exclusion methodology, producing a substantive new finding (see below). The subsequent post-2026-05-17 deep-PCA-audit cycle (commit</w:t>
+      </w:r>
+      <w:r>
+        <w:t xml:space="preserve"> </w:t>
+      </w:r>
+      <w:r>
+        <w:rPr>
+          <w:rStyle w:val="VerbatimChar"/>
+        </w:rPr>
+        <w:t xml:space="preserve">3a8c3065</w:t>
+      </w:r>
+      <w:r>
+        <w:t xml:space="preserve">; 2026-05-19) extended this work by shifting Table 4 holding HHIs for nine protocols and expanding the Table 7 sample from N=8 to N=10 (added GMX and ENS via Tally additions per a 12-month governance-activity gate); see</w:t>
+      </w:r>
+      <w:r>
+        <w:t xml:space="preserve"> </w:t>
+      </w:r>
+      <w:r>
+        <w:t xml:space="preserve">“Post-2026-05-17 internal hygiene”</w:t>
+      </w:r>
+      <w:r>
+        <w:t xml:space="preserve"> </w:t>
+      </w:r>
+      <w:r>
+        <w:t xml:space="preserve">section below.</w:t>
       </w:r>
     </w:p>
     <w:p>
@@ -187,13 +260,10 @@
           <w:b/>
           <w:bCs/>
         </w:rPr>
-        <w:t xml:space="preserve">Curve Top-10 column and CRV text disambiguation.</w:t>
-      </w:r>
-      <w:r>
-        <w:t xml:space="preserve"> </w:t>
-      </w:r>
-      <w:r>
-        <w:t xml:space="preserve">Top-10 column corrected to the post-exclusion value (34.4%). Body-text references to CRV 0.171 disambiguated: raw post-exclusion CRV HHI (0.017) is distinguished from veCRV-weighted voting concentration (0.26, computed directly from Convex contract aggregation of the top-50 historical lockers; a methodological strengthening over the R1 proxy estimate).</w:t>
+        <w:t xml:space="preserve">Curve Top-10 column + CRV text disambiguation</w:t>
+      </w:r>
+      <w:r>
+        <w:t xml:space="preserve">: Top-10% corrected to post-exclusion value (34.4%). Body-text references to CRV 0.171 disambiguated: raw post-exclusion CRV HHI (0.017) is distinguished from veCRV-weighted voting concentration (0.26, computed directly from Convex contract aggregation of top-50 historical lockers, a methodological strengthening over the R1 proxy estimate).</w:t>
       </w:r>
     </w:p>
     <w:p>
@@ -208,13 +278,10 @@
           <w:b/>
           <w:bCs/>
         </w:rPr>
-        <w:t xml:space="preserve">Table 5 N = 40 and TT-expanded reproducibility.</w:t>
-      </w:r>
-      <w:r>
-        <w:t xml:space="preserve"> </w:t>
-      </w:r>
-      <w:r>
-        <w:t xml:space="preserve">Hivemapper, io.net, and Aethir Gini values computed via Helius DAS API and Dune holder lists; all three now appear as full Table 4 rows. Table 5 HHI-Gini correlation reports N = 40 with complete data. TT-expanded subsidy N corrected from a stale count of 22 to 19 (consistent with the canonical regression dataset), confirming the same qualitative null finding.</w:t>
+        <w:t xml:space="preserve">Table 5 N=40 and TT-expanded reproducibility</w:t>
+      </w:r>
+      <w:r>
+        <w:t xml:space="preserve">: Hivemapper, io.net, and Aethir Gini values computed via Helius DAS API and Dune holder lists; all three now appear as full Table 4 rows. Table 5 HHI-Gini correlation now reports N=40 with complete data. TT-expanded subsidy N corrected from 22 (stale count) to 19 in the 2026-05-17 cycle; the post-2026-05-17 cycle 6 finalization workstream (cycle 12 net-flow operationalization 2026-05-19) further expanded the sample to N=20 with Pearson r=0.12, p=0.61, confirming the same qualitative null finding.</w:t>
       </w:r>
     </w:p>
     <w:p>
@@ -229,13 +296,37 @@
           <w:b/>
           <w:bCs/>
         </w:rPr>
-        <w:t xml:space="preserve">Figure-vs-text statistical drift.</w:t>
-      </w:r>
-      <w:r>
-        <w:t xml:space="preserve"> </w:t>
-      </w:r>
-      <w:r>
-        <w:t xml:space="preserve">All manuscript surfaces now align on canonical values from a single regression dataset. Figures regenerated to match the post-cascade canonical state.</w:t>
+        <w:t xml:space="preserve">Figure-vs-text statistical drift</w:t>
+      </w:r>
+      <w:r>
+        <w:t xml:space="preserve">: Manuscript surfaces now align on canonical values from a single regression dataset. Figure regeneration was in flight at 2026-05-17 cover letter authoring; subsequent cycles completed the regeneration (Fig 6 delegation amplification regenerated 2026-05-19 at commit</w:t>
+      </w:r>
+      <w:r>
+        <w:t xml:space="preserve"> </w:t>
+      </w:r>
+      <w:r>
+        <w:rPr>
+          <w:rStyle w:val="VerbatimChar"/>
+        </w:rPr>
+        <w:t xml:space="preserve">3a8c3065</w:t>
+      </w:r>
+      <w:r>
+        <w:t xml:space="preserve"> </w:t>
+      </w:r>
+      <w:r>
+        <w:t xml:space="preserve">with higher-precision raw_hhi inputs for figure-text alignment; Fig 9 LOO forest regenerated 2026-05-19 at commit</w:t>
+      </w:r>
+      <w:r>
+        <w:t xml:space="preserve"> </w:t>
+      </w:r>
+      <w:r>
+        <w:rPr>
+          <w:rStyle w:val="VerbatimChar"/>
+        </w:rPr>
+        <w:t xml:space="preserve">fb9ab9c6</w:t>
+      </w:r>
+      <w:r>
+        <w:t xml:space="preserve">). Regenerated figures are in the R2 submission package.</w:t>
       </w:r>
     </w:p>
     <w:bookmarkEnd w:id="9"/>
@@ -253,7 +344,7 @@
         <w:pStyle w:val="FirstParagraph"/>
       </w:pPr>
       <w:r>
-        <w:t xml:space="preserve">Applying post-exclusion methodology consistently across Table 4 and Table 7 produces a</w:t>
+        <w:t xml:space="preserve">Applying the post-exclusion methodology consistently across Table 4 and Table 7 produces a</w:t>
       </w:r>
       <w:r>
         <w:t xml:space="preserve"> </w:t>
@@ -263,22 +354,45 @@
           <w:b/>
           <w:bCs/>
         </w:rPr>
-        <w:t xml:space="preserve">universal-amplification finding</w:t>
-      </w:r>
-      <w:r>
-        <w:t xml:space="preserve">: delegation amplifies governance concentration across nine of ten protocols in the Table 7 sample (range 1.2x to 11.4x; mean 5.3x), with one structural exception (ENS at 0.57x, reflecting a mature delegate program where holders systematically delegate to a broad community-delegate set). Two protocols previously cited as delegation-dispersion counterexamples (Uniswap, Optimism) join the universal-amplification pattern under the corrected exclusion methodology. The finding strengthens the paper’s main thesis that institutional design at the operator and router level governs governance outcomes: magnitude variation within sector is a cleaner empirical signal than direction variation. Section 3.7 adds a PCA-symmetric robustness check confirming the finding holds across all five Tally-sourced protocols even when foundation and aggregation-contract delegates are excluded.</w:t>
-      </w:r>
-    </w:p>
-    <w:p>
-      <w:pPr>
-        <w:pStyle w:val="BodyText"/>
-      </w:pPr>
-      <w:r>
-        <w:t xml:space="preserve">A deep 126-address protocol-controlled-address audit (Section 2.10.10) was completed during the R2 cycle, codifying a five-class PCA typology (burn, foundation / treasury, staking aggregation, bridge / migration, CEX custody) and bringing exclusion documentation to 38 of 40 protocols, with two confirmed non-PCA top holders.</w:t>
+        <w:t xml:space="preserve">predominant-amplification finding</w:t>
+      </w:r>
+      <w:r>
+        <w:t xml:space="preserve"> </w:t>
+      </w:r>
+      <w:r>
+        <w:t xml:space="preserve">that evolved through three methodology cycles. The cycle-13-refreshed framing (2026-05-21) had eight of ten protocols amplifying with two structural exceptions (ENS at 0.45x; GMX at 0.87x); the 2026-05-22 multi-source PCA-symmetric extension (Cycle 15 below) expanded the Table 7 sample to N=13 (added Solana JUP delegated-vote, HNT VSR lockup-weighted, DRIFT VSR lockup-weighted) and the</w:t>
+      </w:r>
+      <w:r>
+        <w:t xml:space="preserve"> </w:t>
+      </w:r>
+      <w:r>
+        <w:rPr>
+          <w:b/>
+          <w:bCs/>
+        </w:rPr>
+        <w:t xml:space="preserve">current canonical framing is nine of thirteen protocols amplifying with four structural exceptions (ENS 0.45x mature-delegate-program; GMX 0.87x methodology-sensitive; HNT 0.35x-0.53x Solana VSR-lockup-weighted; JUP 0.057x most-extreme dispersion outlier with Solana delegated-vote plus broad airdrop user base mechanism)</w:t>
+      </w:r>
+      <w:r>
+        <w:t xml:space="preserve">. Amplification factors now range from 1.6x (DRIFT) to 9.9x (Compound) with mean approximately 4.9x for the nine amplifying protocols. JUP at 0.057x is 8x more extreme than the previous most-extreme outlier ENS, introducing a fundamentally new design pattern producing concentration order-of-magnitude below the cross-section median. Two protocols previously cited as delegation-dispersion counterexamples (Uniswap at 2.7x; Optimism at 3.6x) joined the amplification pattern under correct exclusion methodology in the cycle-13 reframe and remain in the amplifying set in Cycle 15. Curve and Balancer (vote-escrowed governance via veCRV and veBAL) show extreme amplification (15x and 21x respectively) reflecting lock-duration weighting and are discussed separately in Section 4.1 as a distinct ve-token class. The finding strengthens the paper’s main thesis that institutional design at the operator and router level governs governance outcomes; magnitude-only variation within sector is a cleaner empirical signal than direction variation. Section 3.7 adds a PCA-symmetric robustness check extending across three governance-data sources (Tally all-delegates depth; Snapshot signer-side functional-PCA exclusion via new</w:t>
+      </w:r>
+      <w:r>
+        <w:t xml:space="preserve"> </w:t>
+      </w:r>
+      <w:r>
+        <w:rPr>
+          <w:rStyle w:val="VerbatimChar"/>
+        </w:rPr>
+        <w:t xml:space="preserve">exclusions_log_signer.csv</w:t>
+      </w:r>
+      <w:r>
+        <w:t xml:space="preserve"> </w:t>
+      </w:r>
+      <w:r>
+        <w:t xml:space="preserve">canonical store; Solana on-chain governance program parsing) confirming the finding holds across all Tally-sourced protocols even when foundation and aggregation-contract delegates are excluded.</w:t>
       </w:r>
     </w:p>
     <w:bookmarkEnd w:id="10"/>
-    <w:bookmarkStart w:id="16" w:name="Xad51b1eb395c2e38676a5e9f6db84e745065848"/>
+    <w:bookmarkStart w:id="11" w:name="Xad51b1eb395c2e38676a5e9f6db84e745065848"/>
     <w:p>
       <w:pPr>
         <w:pStyle w:val="Heading2"/>
@@ -292,16 +406,7 @@
         <w:pStyle w:val="FirstParagraph"/>
       </w:pPr>
       <w:r>
-        <w:t xml:space="preserve">The R2 cycle also strengthens the philosophical, methodological, and statistical scaffolding of the paper. The enhancements organize into four clusters.</w:t>
-      </w:r>
-    </w:p>
-    <w:bookmarkStart w:id="11" w:name="X44b4c9bd91bf000412b7d9c58e03564dd8943d0"/>
-    <w:p>
-      <w:pPr>
-        <w:pStyle w:val="Heading3"/>
-      </w:pPr>
-      <w:r>
-        <w:t xml:space="preserve">Philosophical-methodological framework strengthening</w:t>
+        <w:t xml:space="preserve">In addition to addressing all four R1 reviewer issues, the R2 cycle has substantively strengthened the philosophical-methodological framework:</w:t>
       </w:r>
     </w:p>
     <w:p>
@@ -316,13 +421,13 @@
           <w:b/>
           <w:bCs/>
         </w:rPr>
-        <w:t xml:space="preserve">Two-layer framing for the five-lens framework</w:t>
-      </w:r>
-      <w:r>
-        <w:t xml:space="preserve"> </w:t>
-      </w:r>
-      <w:r>
-        <w:t xml:space="preserve">(Section 2.10.1; Table 1): each lens now carries an explicit operational mechanism (what is scored) and a philosophical goal (the normative warrant the tradition supplies). This resolves the R1 Table 1 internal inconsistency where the Pettit row labeled</w:t>
+        <w:t xml:space="preserve">Philosophical-credibility two-layer framing</w:t>
+      </w:r>
+      <w:r>
+        <w:t xml:space="preserve"> </w:t>
+      </w:r>
+      <w:r>
+        <w:t xml:space="preserve">(Section 2.10.1; Table 1): Each lens now carries an explicit operational mechanism (what is scored) and a philosophical goal (the normative warrant). This resolves the R1 Table 1 internal inconsistency where the Pettit row labeled</w:t>
       </w:r>
       <w:r>
         <w:t xml:space="preserve"> </w:t>
@@ -334,7 +439,7 @@
         <w:t xml:space="preserve"> </w:t>
       </w:r>
       <w:r>
-        <w:t xml:space="preserve">but glossed</w:t>
+        <w:t xml:space="preserve">while glossing</w:t>
       </w:r>
       <w:r>
         <w:t xml:space="preserve"> </w:t>
@@ -346,7 +451,7 @@
         <w:t xml:space="preserve"> </w:t>
       </w:r>
       <w:r>
-        <w:t xml:space="preserve">(the definition of non-domination, not contestation). The two-layer structure is applied consistently across all five lenses.</w:t>
+        <w:t xml:space="preserve">(the definition of non-domination, not contestation). The two-layer structure prevents the common conflation of philosophical goal with institutional mechanism and is applied consistently across all five lenses.</w:t>
       </w:r>
     </w:p>
     <w:p>
@@ -367,7 +472,7 @@
         <w:t xml:space="preserve"> </w:t>
       </w:r>
       <w:r>
-        <w:t xml:space="preserve">(Section 2.9.6): the five lenses are mutually reinforcing rather than orthogonal. This provides the philosophical architecture justifying the Synergy Index’s arithmetic-mean aggregation choice.</w:t>
+        <w:t xml:space="preserve">(Section 2.9.6): New paragraph documenting that the five lenses are mutually reinforcing rather than orthogonal, providing the philosophical architecture for the Synergy Index aggregation choice.</w:t>
       </w:r>
     </w:p>
     <w:p>
@@ -388,7 +493,7 @@
         <w:t xml:space="preserve"> </w:t>
       </w:r>
       <w:r>
-        <w:t xml:space="preserve">(Section 4.1): for each major empirical finding, philosophical implications across applicable lenses are made explicit. The universal delegation-amplification finding registers across all five lenses simultaneously.</w:t>
+        <w:t xml:space="preserve">(Section 4.1): For each major empirical finding, philosophical implications across applicable lenses are made explicit; the predominant delegation amplification finding (with ENS + GMX structural exceptions preserving the dispersion pattern as informative counterexamples; Section 3.5.1 + 3.5.1.1) registers across all five lenses simultaneously.</w:t>
       </w:r>
     </w:p>
     <w:p>
@@ -403,27 +508,133 @@
           <w:b/>
           <w:bCs/>
         </w:rPr>
-        <w:t xml:space="preserve">Comparative methodology against existing DAO assessment frameworks</w:t>
-      </w:r>
-      <w:r>
-        <w:t xml:space="preserve"> </w:t>
-      </w:r>
-      <w:r>
-        <w:t xml:space="preserve">(Section 4.5): the five-lens framework positioned against Aragon DAO Health Index, Snapshot voting analytics, Boardroom, and DAOstar standards along three dimensions: scope, aggregation, comparability.</w:t>
+        <w:t xml:space="preserve">Comparative methodology</w:t>
+      </w:r>
+      <w:r>
+        <w:t xml:space="preserve"> </w:t>
+      </w:r>
+      <w:r>
+        <w:t xml:space="preserve">(Section 4.5): New paragraph positioning the five-lens framework against existing DAO assessment frameworks (Aragon DAO Health Index, Snapshot analytics, Boardroom, DAOstar standards) along three dimensions: scope, aggregation, comparability.</w:t>
+      </w:r>
+    </w:p>
+    <w:p>
+      <w:pPr>
+        <w:numPr>
+          <w:ilvl w:val="0"/>
+          <w:numId w:val="1002"/>
+        </w:numPr>
+      </w:pPr>
+      <w:r>
+        <w:rPr>
+          <w:b/>
+          <w:bCs/>
+        </w:rPr>
+        <w:t xml:space="preserve">Falsifiable forward claims + pre-registration intent</w:t>
+      </w:r>
+      <w:r>
+        <w:t xml:space="preserve"> </w:t>
+      </w:r>
+      <w:r>
+        <w:t xml:space="preserve">(Section 4.9): Two specific predictions about subsequent cross-protocol governance trajectories that future panel-data work can test, with intent to pre-register hypothesis specifications.</w:t>
+      </w:r>
+    </w:p>
+    <w:p>
+      <w:pPr>
+        <w:numPr>
+          <w:ilvl w:val="0"/>
+          <w:numId w:val="1002"/>
+        </w:numPr>
+      </w:pPr>
+      <w:r>
+        <w:rPr>
+          <w:b/>
+          <w:bCs/>
+        </w:rPr>
+        <w:t xml:space="preserve">Data availability and reproducibility statement</w:t>
+      </w:r>
+      <w:r>
+        <w:t xml:space="preserve"> </w:t>
+      </w:r>
+      <w:r>
+        <w:t xml:space="preserve">(Section 4.9): Explicit statement of replication-repository contents including the 40-protocol dataset, exclusions log, Phase 0 supplementary data (Hivemapper / io.net / Aethir holder distributions; veCRV cumulative deposits; Theil and Atkinson supplementary metrics).</w:t>
+      </w:r>
+    </w:p>
+    <w:p>
+      <w:pPr>
+        <w:numPr>
+          <w:ilvl w:val="0"/>
+          <w:numId w:val="1002"/>
+        </w:numPr>
+      </w:pPr>
+      <w:r>
+        <w:rPr>
+          <w:b/>
+          <w:bCs/>
+        </w:rPr>
+        <w:t xml:space="preserve">Methodological depth additions</w:t>
+      </w:r>
+      <w:r>
+        <w:t xml:space="preserve"> </w:t>
+      </w:r>
+      <w:r>
+        <w:t xml:space="preserve">(Section 3.7): Theil (1967) and Atkinson (1970) inequality indices computed under PCA-symmetric methodology as a robustness check on HHI’s value-validity; Shapley-Shubik (1954) and Banzhaf (1965) power indices acknowledged as voting-theory complements to HHI; Hirschman (1964) historical source for the HHI itself; multiple-comparisons correction note via Benjamini-Hochberg false-discovery-rate adjustment.</w:t>
+      </w:r>
+    </w:p>
+    <w:p>
+      <w:pPr>
+        <w:numPr>
+          <w:ilvl w:val="0"/>
+          <w:numId w:val="1002"/>
+        </w:numPr>
+      </w:pPr>
+      <w:r>
+        <w:rPr>
+          <w:b/>
+          <w:bCs/>
+        </w:rPr>
+        <w:t xml:space="preserve">Operationalization-dependency caveat</w:t>
+      </w:r>
+      <w:r>
+        <w:t xml:space="preserve"> </w:t>
+      </w:r>
+      <w:r>
+        <w:t xml:space="preserve">(Section 4.8): Explicit acknowledgment that the framework’s empirical conclusions depend on operationalization choices; alternative scoring criteria for the same lens could yield different lens scores.</w:t>
+      </w:r>
+    </w:p>
+    <w:p>
+      <w:pPr>
+        <w:numPr>
+          <w:ilvl w:val="0"/>
+          <w:numId w:val="1002"/>
+        </w:numPr>
+      </w:pPr>
+      <w:r>
+        <w:rPr>
+          <w:b/>
+          <w:bCs/>
+        </w:rPr>
+        <w:t xml:space="preserve">21 new citations</w:t>
+      </w:r>
+      <w:r>
+        <w:t xml:space="preserve"> </w:t>
+      </w:r>
+      <w:r>
+        <w:t xml:space="preserve">across philosophy (Skinner, Cohen, Habermas, Berlin, Beitz, Pogge, Pettit 2012, Rawls 2001, Brennan &amp; Buchanan, Hardin), mechanism design (Holmstrom, Tirole, North), voting theory (Shapley &amp; Shubik, Banzhaf), DAO political theory (DuPont, Atzori, Schneider), and inequality measurement (Theil, Atkinson, Hirschman).</w:t>
       </w:r>
     </w:p>
     <w:bookmarkEnd w:id="11"/>
-    <w:bookmarkStart w:id="12" w:name="X97692e37611ce928fd90b719bab3ca5453c1f8d"/>
-    <w:p>
-      <w:pPr>
-        <w:pStyle w:val="Heading3"/>
-      </w:pPr>
-      <w:r>
-        <w:t xml:space="preserve">Statistical and measurement depth additions</w:t>
-      </w:r>
-    </w:p>
-    <w:p>
-      <w:pPr>
+    <w:bookmarkStart w:id="12" w:name="submission-package-contents"/>
+    <w:p>
+      <w:pPr>
+        <w:pStyle w:val="Heading2"/>
+      </w:pPr>
+      <w:r>
+        <w:t xml:space="preserve">Submission package contents</w:t>
+      </w:r>
+    </w:p>
+    <w:p>
+      <w:pPr>
+        <w:pStyle w:val="Compact"/>
         <w:numPr>
           <w:ilvl w:val="0"/>
           <w:numId w:val="1003"/>
@@ -434,17 +645,15 @@
           <w:b/>
           <w:bCs/>
         </w:rPr>
-        <w:t xml:space="preserve">Inequality-metric robustness</w:t>
-      </w:r>
-      <w:r>
-        <w:t xml:space="preserve"> </w:t>
-      </w:r>
-      <w:r>
-        <w:t xml:space="preserve">(Section 3.7): Theil (1967) and Atkinson (1970) indices computed under PCA-symmetric methodology as a robustness check on HHI’s value-validity; Hirschman (1964) cited as historical source for HHI; Benjamini-Hochberg false-discovery-rate correction note across the 14 bivariate tests in Table 5.</w:t>
-      </w:r>
-    </w:p>
-    <w:p>
-      <w:pPr>
+        <w:t xml:space="preserve">B2_Frontiers_R2_clean.docx + B2_Frontiers_R2_clean.pdf</w:t>
+      </w:r>
+      <w:r>
+        <w:t xml:space="preserve">: Revised manuscript (clean version)</w:t>
+      </w:r>
+    </w:p>
+    <w:p>
+      <w:pPr>
+        <w:pStyle w:val="Compact"/>
         <w:numPr>
           <w:ilvl w:val="0"/>
           <w:numId w:val="1003"/>
@@ -455,311 +664,10 @@
           <w:b/>
           <w:bCs/>
         </w:rPr>
-        <w:t xml:space="preserve">Power-index analysis</w:t>
-      </w:r>
-      <w:r>
-        <w:t xml:space="preserve"> </w:t>
-      </w:r>
-      <w:r>
-        <w:t xml:space="preserve">(Section 3.7): Shapley-Shubik (1954) and Banzhaf (1965) power indices computed for the five Tally-sourced voting-layer protocols (AAVE, ARB, COMP, OP, UNI) via Monte Carlo permutation. Under simple-majority quorum, Shapley-Shubik concentration-of-power tracks voting-HHI with Pearson r = 0.999. The Banzhaf index reveals an AAVE-specific divergence (Banzhaf top-1 = 33.5 percent vs Shapley-Shubik = 26.7 percent vs voting share = 21.9 percent), identifying AAVE as the per-protocol case where individual-proposal power indices would refine the cross-sectional concentration measure. Quorum-rule variation (0.33 to 0.75 thresholds) shows stable SS-HHI to voting-HHI ratios across the threshold range, tightening the use of HHI as a power-concentration proxy under typical DAO quorum rules.</w:t>
-      </w:r>
-    </w:p>
-    <w:bookmarkEnd w:id="12"/>
-    <w:bookmarkStart w:id="13" w:name="X73328a2daa7f7bdcef182383c1e9b3a5d7ec0d1"/>
-    <w:p>
-      <w:pPr>
-        <w:pStyle w:val="Heading3"/>
-      </w:pPr>
-      <w:r>
-        <w:t xml:space="preserve">Late-cycle robustness extensions (2026-05-19)</w:t>
-      </w:r>
-    </w:p>
-    <w:p>
-      <w:pPr>
-        <w:numPr>
-          <w:ilvl w:val="0"/>
-          <w:numId w:val="1004"/>
-        </w:numPr>
-      </w:pPr>
-      <w:r>
-        <w:rPr>
-          <w:b/>
-          <w:bCs/>
-        </w:rPr>
-        <w:t xml:space="preserve">Synergy Index full-sample 20-cell expansion</w:t>
-      </w:r>
-      <w:r>
-        <w:t xml:space="preserve"> </w:t>
-      </w:r>
-      <w:r>
-        <w:t xml:space="preserve">(Section 3.7; Supplementary S3 + S3_scoring_tables_20cell_extension_2026-05-19.md): the original Synergy Index was reported on the 12 fully-criterion-scored anchor protocols; the R2 cycle extends per-criterion (20-cell) scoring to all 40 protocols, producing 560 web-verified cells of governance-evidence-backed scoring. Verification sources (governance documentation URLs, proposal-type names, multi-sig structures, voting-mechanism details) are catalogued per protocol. Full-sample Pearson Synergy-vs-HHI correlation r = -0.32 (p = 0.047, statistically significant); arithmetic-vs-geometric Synergy rank agreement Spearman rho = 0.97 across N = 40, addressing the lens-aggregation operationalization-dependency concern at the rank-ordering level. The cross-sector Synergy contrast is not significant (DePIN vs DeFi Mann-Whitney p = 0.28), indicating that the HHI sector-signal does not translate symmetrically to the institutional-design Synergy dimension (a substantively informative asymmetry for the framework’s discriminating power).</w:t>
-      </w:r>
-    </w:p>
-    <w:p>
-      <w:pPr>
-        <w:numPr>
-          <w:ilvl w:val="0"/>
-          <w:numId w:val="1004"/>
-        </w:numPr>
-      </w:pPr>
-      <w:r>
-        <w:rPr>
-          <w:b/>
-          <w:bCs/>
-        </w:rPr>
-        <w:t xml:space="preserve">Subsidy multivariate with sector control</w:t>
-      </w:r>
-      <w:r>
-        <w:t xml:space="preserve"> </w:t>
-      </w:r>
-      <w:r>
-        <w:t xml:space="preserve">(Section 3.4 + Section 3.7): a multivariate OLS specification with subsidy ratio and DePIN sector dummy on the 23-protocol non-zero-subsidy sample (HC3 robust standard errors) demonstrates that the apparent subsidy-HHI relationship is fully absorbed by sector membership once Livepeer is excluded. In Specification 4 (subsidy + DePIN dummy, no Livepeer, N = 22), the subsidy coefficient is strongly non-significant (p = 0.88) while the DePIN sector dummy remains significant (p = 0.004). The Livepeer-driven interpretation in Section 3.4 is substantively reinforced: the apparent cross-sector subsidy-concentration association reflects a single extreme observation combined with sector membership, not a structural relationship between subsidy intensity and governance concentration.</w:t>
-      </w:r>
-    </w:p>
-    <w:p>
-      <w:pPr>
-        <w:numPr>
-          <w:ilvl w:val="0"/>
-          <w:numId w:val="1004"/>
-        </w:numPr>
-      </w:pPr>
-      <w:r>
-        <w:rPr>
-          <w:b/>
-          <w:bCs/>
-        </w:rPr>
-        <w:t xml:space="preserve">Longitudinal panel integration</w:t>
-      </w:r>
-      <w:r>
-        <w:t xml:space="preserve"> </w:t>
-      </w:r>
-      <w:r>
-        <w:t xml:space="preserve">(Section 3.4 main text; Supplementary S7): the quarterly HHI panel for 14 governance tokens (8 quarters post-token-generation event) was promoted from supplementary-only into Section 3.4 main text. The headline panel finding, that 11 of 14 protocols exhibit monotonic governance HHI decay over 24 months, reinforces the cross-sectional allocation null by adding longitudinal evidence that distributions deconcentrate over time across heterogeneous allocation designs.</w:t>
-      </w:r>
-    </w:p>
-    <w:p>
-      <w:pPr>
-        <w:numPr>
-          <w:ilvl w:val="0"/>
-          <w:numId w:val="1004"/>
-        </w:numPr>
-      </w:pPr>
-      <w:r>
-        <w:rPr>
-          <w:b/>
-          <w:bCs/>
-        </w:rPr>
-        <w:t xml:space="preserve">Operationalization-dependency caveat</w:t>
-      </w:r>
-      <w:r>
-        <w:t xml:space="preserve"> </w:t>
-      </w:r>
-      <w:r>
-        <w:t xml:space="preserve">(Section 4.8): explicit acknowledgment that the framework’s empirical conclusions depend on operationalization choices. The Synergy Index full-sample expansion (above) addresses the lens-aggregation choice question at the rank-ordering level; per-lens operationalization-robustness remains an open empirical question for inter-rater reliability cycles.</w:t>
-      </w:r>
-    </w:p>
-    <w:bookmarkEnd w:id="13"/>
-    <w:bookmarkStart w:id="14" w:name="X50e38d912c6b16ef55076bb86b0e910ecbce1f7"/>
-    <w:p>
-      <w:pPr>
-        <w:pStyle w:val="Heading3"/>
-      </w:pPr>
-      <w:r>
-        <w:t xml:space="preserve">PCA-exclusion universal-audit cycle (2026-05-19)</w:t>
-      </w:r>
-    </w:p>
-    <w:p>
-      <w:pPr>
-        <w:pStyle w:val="FirstParagraph"/>
-      </w:pPr>
-      <w:r>
-        <w:t xml:space="preserve">A user-flagged universal audit of high-HHI protocols for missed Class 1 to Class 5 PCA exclusions surfaced three missed exclusions, all consistent with already-applied typologies. Adding them strengthens the universal-audit consistency of the PCA-exclusion methodology.</w:t>
-      </w:r>
-    </w:p>
-    <w:p>
-      <w:pPr>
-        <w:numPr>
-          <w:ilvl w:val="0"/>
-          <w:numId w:val="1005"/>
-        </w:numPr>
-      </w:pPr>
-      <w:r>
-        <w:rPr>
-          <w:b/>
-          <w:bCs/>
-        </w:rPr>
-        <w:t xml:space="preserve">Aethir Safe multisig 0xfc78 (8-PCA cascade)</w:t>
-      </w:r>
-      <w:r>
-        <w:t xml:space="preserve">: deep verification of the next four unlabeled Aethir top holders identified 0xfc78 as a Safe 1.4.1 multisig matching the same Class 2 typology already applied to 0x3e7e (the previously-documented Aethir Safe multisig). Adding it shifted Aethir HHI from 0.087 to 0.095.</w:t>
-      </w:r>
-    </w:p>
-    <w:p>
-      <w:pPr>
-        <w:numPr>
-          <w:ilvl w:val="0"/>
-          <w:numId w:val="1005"/>
-        </w:numPr>
-      </w:pPr>
-      <w:r>
-        <w:rPr>
-          <w:b/>
-          <w:bCs/>
-        </w:rPr>
-        <w:t xml:space="preserve">IoTeX Genesis-burn precompile slots 0x03 + 0x07</w:t>
-      </w:r>
-      <w:r>
-        <w:t xml:space="preserve">: five precompile slots (0x01, 0x02, 0x04, 0x05, 0x06) were documented as Class 1 exclusions; slots 0x03 and 0x07 had been omitted from the log (oversight) despite Etherscan-verified Burn + Genesis labels and the same receive-only pattern. Adding both shifted IoTeX HHI from 0.189 to 0.081.</w:t>
-      </w:r>
-    </w:p>
-    <w:p>
-      <w:pPr>
-        <w:numPr>
-          <w:ilvl w:val="0"/>
-          <w:numId w:val="1005"/>
-        </w:numPr>
-      </w:pPr>
-      <w:r>
-        <w:rPr>
-          <w:b/>
-          <w:bCs/>
-        </w:rPr>
-        <w:t xml:space="preserve">ENS Cold Wallet 0x690f0581</w:t>
-      </w:r>
-      <w:r>
-        <w:t xml:space="preserve">: Etherscan-labeled</w:t>
-      </w:r>
-      <w:r>
-        <w:t xml:space="preserve"> </w:t>
-      </w:r>
-      <w:r>
-        <w:t xml:space="preserve">“ENS: Cold Wallet”</w:t>
-      </w:r>
-      <w:r>
-        <w:t xml:space="preserve"> </w:t>
-      </w:r>
-      <w:r>
-        <w:t xml:space="preserve">(Safe Singleton 1.3.0 multisig created by nick.eth) holding 4.29M ENS (5.2 percent of post-exclusion supply). Adding it as a Class 2 exclusion shifted ENS HHI from 0.071 to 0.049.</w:t>
-      </w:r>
-    </w:p>
-    <w:p>
-      <w:pPr>
-        <w:pStyle w:val="FirstParagraph"/>
-      </w:pPr>
-      <w:r>
-        <w:rPr>
-          <w:b/>
-          <w:bCs/>
-        </w:rPr>
-        <w:t xml:space="preserve">Cascade through dependent statistics is contained.</w:t>
-      </w:r>
-      <w:r>
-        <w:t xml:space="preserve"> </w:t>
-      </w:r>
-      <w:r>
-        <w:t xml:space="preserve">DePIN sector mean shifts from 0.077 to 0.071; the DePIN-vs-DeFi Mann-Whitney sector contrast remains significant (p = 0.020 from 0.018; Cohen’s d = 0.94 from 0.98, still large effect by Cohen’s threshold); LOO 30-of-30 significant-iteration robustness is preserved; the Synergy-HHI Pearson correlation remains statistically significant (r = -0.32, p = 0.047); the Livepeer-driven subsidy interpretation is reinforced (Spec 4 subsidy p = 0.88 absent Livepeer). All headline findings are qualitatively preserved.</w:t>
-      </w:r>
-    </w:p>
-    <w:bookmarkEnd w:id="14"/>
-    <w:bookmarkStart w:id="15" w:name="other-r2-additions"/>
-    <w:p>
-      <w:pPr>
-        <w:pStyle w:val="Heading3"/>
-      </w:pPr>
-      <w:r>
-        <w:t xml:space="preserve">Other R2 additions</w:t>
-      </w:r>
-    </w:p>
-    <w:p>
-      <w:pPr>
-        <w:numPr>
-          <w:ilvl w:val="0"/>
-          <w:numId w:val="1006"/>
-        </w:numPr>
-      </w:pPr>
-      <w:r>
-        <w:rPr>
-          <w:b/>
-          <w:bCs/>
-        </w:rPr>
-        <w:t xml:space="preserve">Falsifiable forward claims and pre-registration intent</w:t>
-      </w:r>
-      <w:r>
-        <w:t xml:space="preserve"> </w:t>
-      </w:r>
-      <w:r>
-        <w:t xml:space="preserve">(Section 4.9): two specific predictions about subsequent cross-protocol governance trajectories that future panel-data work can test, with explicit pre-registration intent.</w:t>
-      </w:r>
-    </w:p>
-    <w:p>
-      <w:pPr>
-        <w:numPr>
-          <w:ilvl w:val="0"/>
-          <w:numId w:val="1006"/>
-        </w:numPr>
-      </w:pPr>
-      <w:r>
-        <w:rPr>
-          <w:b/>
-          <w:bCs/>
-        </w:rPr>
-        <w:t xml:space="preserve">Data-availability and reproducibility statement</w:t>
-      </w:r>
-      <w:r>
-        <w:t xml:space="preserve"> </w:t>
-      </w:r>
-      <w:r>
-        <w:t xml:space="preserve">(Section 4.9): explicit listing of replication-repository contents (40-protocol dataset, exclusions log, supplementary data covering Hivemapper / io.net / Aethir holder distributions, veCRV cumulative deposits, Theil and Atkinson supplementary metrics).</w:t>
-      </w:r>
-    </w:p>
-    <w:p>
-      <w:pPr>
-        <w:numPr>
-          <w:ilvl w:val="0"/>
-          <w:numId w:val="1006"/>
-        </w:numPr>
-      </w:pPr>
-      <w:r>
-        <w:rPr>
-          <w:b/>
-          <w:bCs/>
-        </w:rPr>
-        <w:t xml:space="preserve">Abstract accessibility revision</w:t>
-      </w:r>
-      <w:r>
-        <w:t xml:space="preserve">: jargon-dense statistical passages reworked with first-use glosses for Pearson r, Spearman rho, Mann-Whitney, Cohen’s d (with explicit small-medium-large thresholds), and ordinary least squares (OLS). The dense OLS-specifications paragraph was rewritten from a multi-clause sentence with nested parentheticals into linear prose. Statistical disclosure is preserved in full; readability is substantially improved for non-statistician audiences.</w:t>
-      </w:r>
-    </w:p>
-    <w:p>
-      <w:pPr>
-        <w:numPr>
-          <w:ilvl w:val="0"/>
-          <w:numId w:val="1006"/>
-        </w:numPr>
-      </w:pPr>
-      <w:r>
-        <w:rPr>
-          <w:b/>
-          <w:bCs/>
-        </w:rPr>
-        <w:t xml:space="preserve">21 new citations</w:t>
-      </w:r>
-      <w:r>
-        <w:t xml:space="preserve"> </w:t>
-      </w:r>
-      <w:r>
-        <w:t xml:space="preserve">across philosophy (Skinner, Cohen, Habermas, Berlin, Beitz, Pogge, Pettit 2012, Rawls 2001, Brennan &amp; Buchanan, Hardin), mechanism design (Holmstrom, Tirole, North), voting theory (Shapley &amp; Shubik, Banzhaf), DAO political theory (DuPont, Atzori, Schneider), and inequality measurement (Theil, Atkinson, Hirschman).</w:t>
-      </w:r>
-    </w:p>
-    <w:bookmarkEnd w:id="15"/>
-    <w:bookmarkEnd w:id="16"/>
-    <w:bookmarkStart w:id="17" w:name="submission-package-contents"/>
-    <w:p>
-      <w:pPr>
-        <w:pStyle w:val="Heading2"/>
-      </w:pPr>
-      <w:r>
-        <w:t xml:space="preserve">Submission package contents</w:t>
+        <w:t xml:space="preserve">B2_Frontiers_R2_tracked_changes.docx + B2_Frontiers_R2_tracked_changes.pdf</w:t>
+      </w:r>
+      <w:r>
+        <w:t xml:space="preserve">: Revised manuscript with tracked changes from R1 baseline</w:t>
       </w:r>
     </w:p>
     <w:p>
@@ -767,7 +675,7 @@
         <w:pStyle w:val="Compact"/>
         <w:numPr>
           <w:ilvl w:val="0"/>
-          <w:numId w:val="1007"/>
+          <w:numId w:val="1003"/>
         </w:numPr>
       </w:pPr>
       <w:r>
@@ -775,10 +683,10 @@
           <w:b/>
           <w:bCs/>
         </w:rPr>
-        <w:t xml:space="preserve">B2_Frontiers_R2_clean.docx + B2_Frontiers_R2_clean.pdf</w:t>
-      </w:r>
-      <w:r>
-        <w:t xml:space="preserve">: revised manuscript (clean version).</w:t>
+        <w:t xml:space="preserve">2026-05-17_R2_responses_master.md (.docx + .pdf)</w:t>
+      </w:r>
+      <w:r>
+        <w:t xml:space="preserve">: Point-by-point response to Reviewer 1 comments</w:t>
       </w:r>
     </w:p>
     <w:p>
@@ -786,7 +694,7 @@
         <w:pStyle w:val="Compact"/>
         <w:numPr>
           <w:ilvl w:val="0"/>
-          <w:numId w:val="1007"/>
+          <w:numId w:val="1003"/>
         </w:numPr>
       </w:pPr>
       <w:r>
@@ -794,10 +702,7 @@
           <w:b/>
           <w:bCs/>
         </w:rPr>
-        <w:t xml:space="preserve">B2_Frontiers_R2_tracked_changes.docx + B2_Frontiers_R2_tracked_changes.pdf</w:t>
-      </w:r>
-      <w:r>
-        <w:t xml:space="preserve">: revised manuscript with tracked changes relative to the R1 baseline.</w:t>
+        <w:t xml:space="preserve">This cover letter</w:t>
       </w:r>
     </w:p>
     <w:p>
@@ -805,7 +710,7 @@
         <w:pStyle w:val="Compact"/>
         <w:numPr>
           <w:ilvl w:val="0"/>
-          <w:numId w:val="1007"/>
+          <w:numId w:val="1003"/>
         </w:numPr>
       </w:pPr>
       <w:r>
@@ -813,48 +718,10 @@
           <w:b/>
           <w:bCs/>
         </w:rPr>
-        <w:t xml:space="preserve">2026-05-17_R2_responses_master.md / .docx / .pdf</w:t>
-      </w:r>
-      <w:r>
-        <w:t xml:space="preserve">: point-by-point response to Reviewer 1 with the universal-audit-cycle section appended.</w:t>
-      </w:r>
-    </w:p>
-    <w:p>
-      <w:pPr>
-        <w:pStyle w:val="Compact"/>
-        <w:numPr>
-          <w:ilvl w:val="0"/>
-          <w:numId w:val="1007"/>
-        </w:numPr>
-      </w:pPr>
-      <w:r>
-        <w:rPr>
-          <w:b/>
-          <w:bCs/>
-        </w:rPr>
-        <w:t xml:space="preserve">This cover letter</w:t>
-      </w:r>
-      <w:r>
-        <w:t xml:space="preserve">.</w:t>
-      </w:r>
-    </w:p>
-    <w:p>
-      <w:pPr>
-        <w:pStyle w:val="Compact"/>
-        <w:numPr>
-          <w:ilvl w:val="0"/>
-          <w:numId w:val="1007"/>
-        </w:numPr>
-      </w:pPr>
-      <w:r>
-        <w:rPr>
-          <w:b/>
-          <w:bCs/>
-        </w:rPr>
-        <w:t xml:space="preserve">Supplementary files (S1 through S9)</w:t>
-      </w:r>
-      <w:r>
-        <w:t xml:space="preserve">: methodology and replication materials, including:</w:t>
+        <w:t xml:space="preserve">Supplementary files (S1 through S17; expanded 2026-05-22 per word-cap trim cycle; see Cycle 14 below)</w:t>
+      </w:r>
+      <w:r>
+        <w:t xml:space="preserve">: Methodology and replication materials, including:</w:t>
       </w:r>
     </w:p>
     <w:p>
@@ -862,11 +729,11 @@
         <w:pStyle w:val="Compact"/>
         <w:numPr>
           <w:ilvl w:val="1"/>
-          <w:numId w:val="1008"/>
+          <w:numId w:val="1004"/>
         </w:numPr>
       </w:pPr>
       <w:r>
-        <w:t xml:space="preserve">S1: metric definitions including Synergy Index construction</w:t>
+        <w:t xml:space="preserve">S1: Metric definitions including Synergy Index construction</w:t>
       </w:r>
     </w:p>
     <w:p>
@@ -874,11 +741,11 @@
         <w:pStyle w:val="Compact"/>
         <w:numPr>
           <w:ilvl w:val="1"/>
-          <w:numId w:val="1008"/>
+          <w:numId w:val="1004"/>
         </w:numPr>
       </w:pPr>
       <w:r>
-        <w:t xml:space="preserve">S2: scoring rubric templates with worked examples</w:t>
+        <w:t xml:space="preserve">S2: Scoring rubric templates with worked examples</w:t>
       </w:r>
     </w:p>
     <w:p>
@@ -886,11 +753,11 @@
         <w:pStyle w:val="Compact"/>
         <w:numPr>
           <w:ilvl w:val="1"/>
-          <w:numId w:val="1008"/>
+          <w:numId w:val="1004"/>
         </w:numPr>
       </w:pPr>
       <w:r>
-        <w:t xml:space="preserve">S3: per-protocol scoring sheets (40 protocols; original 12 fully-criterion-scored, 28 extended via 20-cell verification cycle in S3_scoring_tables_20cell_extension_2026-05-19.md)</w:t>
+        <w:t xml:space="preserve">S3: Per-protocol scoring sheets</w:t>
       </w:r>
     </w:p>
     <w:p>
@@ -898,11 +765,11 @@
         <w:pStyle w:val="Compact"/>
         <w:numPr>
           <w:ilvl w:val="1"/>
-          <w:numId w:val="1008"/>
+          <w:numId w:val="1004"/>
         </w:numPr>
       </w:pPr>
       <w:r>
-        <w:t xml:space="preserve">S5: replication pipeline specification</w:t>
+        <w:t xml:space="preserve">S5: Replication pipeline specification</w:t>
       </w:r>
     </w:p>
     <w:p>
@@ -910,11 +777,11 @@
         <w:pStyle w:val="Compact"/>
         <w:numPr>
           <w:ilvl w:val="1"/>
-          <w:numId w:val="1008"/>
+          <w:numId w:val="1004"/>
         </w:numPr>
       </w:pPr>
       <w:r>
-        <w:t xml:space="preserve">S6: address-by-address exclusion methodology documentation</w:t>
+        <w:t xml:space="preserve">S6: Address-by-address exclusion methodology documentation</w:t>
       </w:r>
     </w:p>
     <w:p>
@@ -922,11 +789,11 @@
         <w:pStyle w:val="Compact"/>
         <w:numPr>
           <w:ilvl w:val="1"/>
-          <w:numId w:val="1008"/>
+          <w:numId w:val="1004"/>
         </w:numPr>
       </w:pPr>
       <w:r>
-        <w:t xml:space="preserve">S7: quarterly HHI panel for 14 governance tokens (longitudinal evidence)</w:t>
+        <w:t xml:space="preserve">S7: Quarterly HHI panel for 14 governance tokens (8 quarters post-TGE)</w:t>
       </w:r>
     </w:p>
     <w:p>
@@ -934,7 +801,7 @@
         <w:pStyle w:val="Compact"/>
         <w:numPr>
           <w:ilvl w:val="1"/>
-          <w:numId w:val="1008"/>
+          <w:numId w:val="1004"/>
         </w:numPr>
       </w:pPr>
       <w:r>
@@ -946,11 +813,11 @@
         <w:pStyle w:val="Compact"/>
         <w:numPr>
           <w:ilvl w:val="1"/>
-          <w:numId w:val="1008"/>
+          <w:numId w:val="1004"/>
         </w:numPr>
       </w:pPr>
       <w:r>
-        <w:t xml:space="preserve">S9: Theil and Atkinson supplementary metrics</w:t>
+        <w:t xml:space="preserve">S9: Theil and Atkinson supplementary metrics (R2 addition)</w:t>
       </w:r>
     </w:p>
     <w:p>
@@ -958,123 +825,876 @@
         <w:pStyle w:val="Compact"/>
         <w:numPr>
           <w:ilvl w:val="1"/>
-          <w:numId w:val="1008"/>
+          <w:numId w:val="1004"/>
         </w:numPr>
       </w:pPr>
       <w:r>
-        <w:t xml:space="preserve">Phase 0 R2 supplementary exhibits: holders_ATH_2026-05-17.csv, theil_atkinson_2026-05-17.csv, veCRV_voting_concentration_2026-05-17.csv, phase0_data_collection_results_2026-05-17.md, synergy_index_full_sample_2026-05-19.csv, power_indices_2026-05-19.csv, banzhaf_indices_2026-05-19.csv, power_indices_quorum_variation_2026-05-19.csv, subsidy_multivariate_2026-05-19.csv</w:t>
-      </w:r>
-    </w:p>
+        <w:t xml:space="preserve">S10 (NEW 2026-05-22): PCA-classification 5-spec robustness (per-specification narrative interpretation + alternative-classification rationale; main paper retains the 5-spec results table + interpretation summary)</w:t>
+      </w:r>
+    </w:p>
+    <w:p>
+      <w:pPr>
+        <w:pStyle w:val="Compact"/>
+        <w:numPr>
+          <w:ilvl w:val="1"/>
+          <w:numId w:val="1004"/>
+        </w:numPr>
+      </w:pPr>
+      <w:r>
+        <w:t xml:space="preserve">S11 (NEW 2026-05-22): Banzhaf + Shapley-Shubik power-index calculations (full quorum-variation matrix + per-protocol Banzhaf-by-Shapley-Shubik divergence; main paper retains the Shapley-Shubik r = 0.999 vs voting-HHI summary + AAVE Banzhaf divergence)</w:t>
+      </w:r>
+    </w:p>
+    <w:p>
+      <w:pPr>
+        <w:pStyle w:val="Compact"/>
+        <w:numPr>
+          <w:ilvl w:val="1"/>
+          <w:numId w:val="1004"/>
+        </w:numPr>
+      </w:pPr>
+      <w:r>
+        <w:t xml:space="preserve">S12 (NEW 2026-05-22): PCA-symmetric robustness check (per-protocol Compound Foundation + stkAAVE staking-aggregation case interpretations; main paper retains the predominant-amplification-holds summary)</w:t>
+      </w:r>
+    </w:p>
+    <w:p>
+      <w:pPr>
+        <w:pStyle w:val="Compact"/>
+        <w:numPr>
+          <w:ilvl w:val="1"/>
+          <w:numId w:val="1004"/>
+        </w:numPr>
+      </w:pPr>
+      <w:r>
+        <w:t xml:space="preserve">S15 (NEW 2026-05-22): Optimism worked example full per-lens narrative (cited governance documentation; two-layer-framing caveat; main paper retains the condensed per-lens scoring + Synergy Index aggregation)</w:t>
+      </w:r>
+    </w:p>
+    <w:p>
+      <w:pPr>
+        <w:pStyle w:val="Compact"/>
+        <w:numPr>
+          <w:ilvl w:val="1"/>
+          <w:numId w:val="1004"/>
+        </w:numPr>
+      </w:pPr>
+      <w:r>
+        <w:t xml:space="preserve">S16 (NEW 2026-05-22): Aethir / IoTeX / ENS sensitivity analyses (cycle 13 audit-trail; per-protocol PCA-exclusion edge-case detail; main paper retains the cascade-update summary)</w:t>
+      </w:r>
+    </w:p>
+    <w:p>
+      <w:pPr>
+        <w:pStyle w:val="Compact"/>
+        <w:numPr>
+          <w:ilvl w:val="1"/>
+          <w:numId w:val="1004"/>
+        </w:numPr>
+      </w:pPr>
+      <w:r>
+        <w:t xml:space="preserve">S17 (NEW 2026-05-22): Falsifiable predictions detail (full operationalization per prediction + falsification thresholds + pre-registration commitment; main paper retains the 4-prediction brief list)</w:t>
+      </w:r>
+    </w:p>
+    <w:p>
+      <w:pPr>
+        <w:pStyle w:val="Compact"/>
+        <w:numPr>
+          <w:ilvl w:val="1"/>
+          <w:numId w:val="1004"/>
+        </w:numPr>
+      </w:pPr>
+      <w:r>
+        <w:t xml:space="preserve">Phase 0 R2 supplementary exhibits: holders_ATH_2026-05-17.csv, theil_atkinson_2026-05-17.csv, veCRV_voting_concentration_2026-05-17.csv, phase0_data_collection_results_2026-05-17.md</w:t>
+      </w:r>
+    </w:p>
+    <w:bookmarkEnd w:id="12"/>
+    <w:bookmarkStart w:id="13" w:name="methodology-disclosure"/>
+    <w:p>
+      <w:pPr>
+        <w:pStyle w:val="Heading2"/>
+      </w:pPr>
+      <w:r>
+        <w:t xml:space="preserve">Methodology disclosure</w:t>
+      </w:r>
+    </w:p>
+    <w:p>
+      <w:pPr>
+        <w:pStyle w:val="FirstParagraph"/>
+      </w:pPr>
+      <w:r>
+        <w:t xml:space="preserve">The R2 cycle adopted a single-canonical-regression-dataset-of-record discipline to prevent recurrence of the manuscript-vs-data drift Reviewer 1 surfaced. The Section 2.10.3 methodology note documents this discipline. Snapshot-date discipline is acknowledged: the original Table 7 voting HHI values for the eight protocols sampled in the R1-reviewer-flagged scope use a March 2026 snapshot consistent with the rest of the dataset; the GMX and ENS additions from the post-2026-05-17 sample expansion use a May 2026 Tally snapshot (documented in Section 2.10.3 as a deliberate methodological exception for the sample-expansion protocols). The May 2026 Tally and Snapshot replication is consistent with delegate-pool drift (Compound active-delegate count and Snapshot voter count both shifted) but the rank ordering across protocols is the more durable inferential property than absolute magnitude.</w:t>
+      </w:r>
+    </w:p>
+    <w:bookmarkEnd w:id="13"/>
+    <w:bookmarkStart w:id="14" w:name="conflict-of-interest"/>
+    <w:p>
+      <w:pPr>
+        <w:pStyle w:val="Heading2"/>
+      </w:pPr>
+      <w:r>
+        <w:t xml:space="preserve">Conflict of interest</w:t>
+      </w:r>
+    </w:p>
+    <w:p>
+      <w:pPr>
+        <w:pStyle w:val="FirstParagraph"/>
+      </w:pPr>
+      <w:r>
+        <w:t xml:space="preserve">The author served as Senior Investment Analyst at Borderless Capital, a cryptocurrency-focused investment firm, through February 2026 and retains no decision-making role, carried interest, or position-dependent compensation with the firm. The author may hold small personal positions in some protocols analyzed; positions were established outside the research period and are not position-dependent on Borderless Capital. A complete disclosure is provided in the Conflict of Interest statement accompanying this submission. No co-authors or other conflicts of interest.</w:t>
+      </w:r>
+    </w:p>
+    <w:bookmarkEnd w:id="14"/>
+    <w:bookmarkStart w:id="15" w:name="post-2026-05-17-internal-hygiene"/>
+    <w:p>
+      <w:pPr>
+        <w:pStyle w:val="Heading2"/>
+      </w:pPr>
+      <w:r>
+        <w:t xml:space="preserve">Post-2026-05-17 internal hygiene</w:t>
+      </w:r>
+    </w:p>
+    <w:p>
+      <w:pPr>
+        <w:pStyle w:val="FirstParagraph"/>
+      </w:pPr>
+      <w:r>
+        <w:t xml:space="preserve">Subsequent to authoring this cover letter on 2026-05-17, two internal hygiene cycles ran against the manuscript without altering the R1-reviewer-flagged scope. Both strengthened (not weakened) the findings; the per-surface refreshes inline above reflect their effects.</w:t>
+      </w:r>
+    </w:p>
+    <w:p>
+      <w:pPr>
+        <w:pStyle w:val="BodyText"/>
+      </w:pPr>
+      <w:r>
+        <w:rPr>
+          <w:b/>
+          <w:bCs/>
+        </w:rPr>
+        <w:t xml:space="preserve">Cycle 5 (2026-05-19; deep-PCA-audit + universal-audit cascade)</w:t>
+      </w:r>
+      <w:r>
+        <w:t xml:space="preserve">. The 126-address PCA audit (commit</w:t>
+      </w:r>
+      <w:r>
+        <w:t xml:space="preserve"> </w:t>
+      </w:r>
+      <w:r>
+        <w:rPr>
+          <w:rStyle w:val="VerbatimChar"/>
+        </w:rPr>
+        <w:t xml:space="preserve">19529d6a</w:t>
+      </w:r>
+      <w:r>
+        <w:t xml:space="preserve"> </w:t>
+      </w:r>
+      <w:r>
+        <w:t xml:space="preserve">workflow +</w:t>
+      </w:r>
+      <w:r>
+        <w:t xml:space="preserve"> </w:t>
+      </w:r>
+      <w:r>
+        <w:rPr>
+          <w:rStyle w:val="VerbatimChar"/>
+        </w:rPr>
+        <w:t xml:space="preserve">52146a1</w:t>
+      </w:r>
+      <w:r>
+        <w:t xml:space="preserve"> </w:t>
+      </w:r>
+      <w:r>
+        <w:t xml:space="preserve">replication) shifted Table 4 holding HHIs for nine protocols and expanded Table 7 from N=8 to N=10 (added GMX and ENS via Tally additions; 12-month governance-activity gate). Amplification range expanded from 1.9x-6.8x (mean 4.1x) to 1.2x-11.4x (mean 5.3x). The universal-amplification thesis reframes to near-universal: 9 of 10 protocols amplify; ENS is the single structural exception at 0.57x dispersion (mature delegate program where holders systematically delegate to a broader community-delegate set; Section 3.5.1 documents this as institutional-design-tractable rather than mechanism-inevitable). A subsequent universal-audit cycle (commit</w:t>
+      </w:r>
+      <w:r>
+        <w:t xml:space="preserve"> </w:t>
+      </w:r>
+      <w:r>
+        <w:rPr>
+          <w:rStyle w:val="VerbatimChar"/>
+        </w:rPr>
+        <w:t xml:space="preserve">a6d684c3</w:t>
+      </w:r>
+      <w:r>
+        <w:t xml:space="preserve">) refined ENS holding HHI from 0.071 to 0.049 via PCA exclusion of the ENS Cold Wallet (4.29M ENS, 5.2 percent of supply; verified on-chain as Safe Singleton 1.3.0 Smart Account; nick.eth creator), yielding the current 0.57x ratio. All R2 headline findings preserved across these cycles: allocation null (r=0.17, p=0.32, N=37); DePIN-DeFi sector contrast (Mann-Whitney p=0.020, Cohen’s d=0.94, LOO 30/30, permutation p=0.003); subsidy disconnect (Livepeer outlier); near-universal delegation amplification (with ENS exception). Figure 6 was regenerated with higher-precision raw_hhi inputs at this point.</w:t>
+      </w:r>
+    </w:p>
+    <w:p>
+      <w:pPr>
+        <w:pStyle w:val="BodyText"/>
+      </w:pPr>
+      <w:r>
+        <w:rPr>
+          <w:b/>
+          <w:bCs/>
+        </w:rPr>
+        <w:t xml:space="preserve">Cycle 6 (2026-05-21; LFU 2300 absorption + cascade-audit)</w:t>
+      </w:r>
+      <w:r>
+        <w:t xml:space="preserve">. PAPER.md Section 3.4 + Section 3.6 stat surfaces (20 surfaces) cascaded to current canonical regression dataset values. One substantive direction-of-effect change emerged: the subsidy-excluding-Livepeer correlation reframes from</w:t>
+      </w:r>
+      <w:r>
+        <w:t xml:space="preserve"> </w:t>
+      </w:r>
+      <w:r>
+        <w:t xml:space="preserve">“weakens substantially to r=0.45 / p=0.052 just above conventional 0.05 threshold”</w:t>
+      </w:r>
+      <w:r>
+        <w:t xml:space="preserve"> </w:t>
+      </w:r>
+      <w:r>
+        <w:t xml:space="preserve">to</w:t>
+      </w:r>
+      <w:r>
+        <w:t xml:space="preserve"> </w:t>
+      </w:r>
+      <w:r>
+        <w:t xml:space="preserve">“drops to clean null at r=0.03 / p=0.90 / N=24”</w:t>
+      </w:r>
+      <w:r>
+        <w:t xml:space="preserve">; the Livepeer-driven-outlier finding strengthens. TT-expanded subsidy N expanded from N=19 to N=20 with corresponding Pearson r=0.12, p=0.61 confirming the same qualitative null finding. The sector contrast headline (Mann-Whitney p=0.020, Cohen’s d=0.94) was verified unchanged across both cycles. 16 calibrated-verb violations were cleared from PAPER.md prose during cycle 6 closeout follow-on; PAPER.md em-dash and calibrated-verb audits both return clean post-cycle.</w:t>
+      </w:r>
+    </w:p>
+    <w:p>
+      <w:pPr>
+        <w:pStyle w:val="BodyText"/>
+      </w:pPr>
+      <w:r>
+        <w:rPr>
+          <w:b/>
+          <w:bCs/>
+        </w:rPr>
+        <w:t xml:space="preserve">Cycle 13 (2026-05-21; voting-HHI methodology refresh)</w:t>
+      </w:r>
+      <w:r>
+        <w:t xml:space="preserve">. Per a</w:t>
+      </w:r>
+      <w:r>
+        <w:t xml:space="preserve"> </w:t>
+      </w:r>
+      <w:r>
+        <w:t xml:space="preserve">“Snapshot data may be corrupt + expand to at least N=1000”</w:t>
+      </w:r>
+      <w:r>
+        <w:t xml:space="preserve"> </w:t>
+      </w:r>
+      <w:r>
+        <w:t xml:space="preserve">investigation, the voting-HHI methodology was refreshed comprehensively: Snapshot side pulled ALL proposals in the 12-month rolling window 2025-05-22 to 2026-05-22 (vs the pre-refresh 5-proposals-per-protocol sample), and Tally side expanded from top-100 to top-1000 delegates per protocol via paginated GraphQL queries. The refresh surfaced a substantive thesis shift: 8-of-10 protocols amplify (was 9-of-10); GMX flipped from amplification 1.2x (at Tally top-100) to dispersion 0.87x (at Tally top-1000); ENS dispersion deepened from 0.57x to 0.45x. The 1.2x GMX amplification finding in earlier cycles was a sampling-depth artifact, not a stable property of the underlying delegate-program design. Per-protocol ratio shifts: Compound 5.7x to 9.9x (largest amplification increase; Snapshot N expanded 114 to 138); Lido 11.4x to 6.3x (largest decrease; Snapshot N 262 to 333); Arbitrum 4.4x to 3.1x; Aave 5.9x to 4.8x; WeatherXM 3.3x to 3.8x; Uniswap 2.8x to 2.7x; DIMO 9.1x unchanged (genuine N=10). All R2 headline findings preserved: allocation null (r=0.05, p=0.76, N=37); DePIN-DeFi sector contrast (Mann-Whitney p=0.020, Cohen’s d=0.94); subsidy disconnect (Livepeer outlier); predominant delegation amplification (with ENS + GMX structural exceptions). NEW EC-2026-05-21-B2-Voting-HHI-Sampling-Methodology-Floor codified; F-B2-9 entry header reframed to predominant; NEW Section 3.5.1.1 GMX counterexample subsection added; Table 7 caption + Section 2.10.3 extended with refresh methodology documentation.</w:t>
+      </w:r>
+    </w:p>
+    <w:p>
+      <w:pPr>
+        <w:pStyle w:val="BodyText"/>
+      </w:pPr>
+      <w:r>
+        <w:rPr>
+          <w:b/>
+          <w:bCs/>
+        </w:rPr>
+        <w:t xml:space="preserve">Method-of-record discipline</w:t>
+      </w:r>
+      <w:r>
+        <w:t xml:space="preserve">: all three cycles followed the single-canonical-regression-dataset-of-record discipline established in the R2-2026-05-17 cycle (Section 2.10.3). The submission package included with this letter (B2_Frontiers_R2_clean.docx + .pdf; B2_Frontiers_R2_tracked_changes.docx + .pdf) reflects manuscript state post-cycle-13 voting-HHI methodology refresh.</w:t>
+      </w:r>
+    </w:p>
+    <w:p>
+      <w:pPr>
+        <w:pStyle w:val="BodyText"/>
+      </w:pPr>
+      <w:r>
+        <w:rPr>
+          <w:b/>
+          <w:bCs/>
+        </w:rPr>
+        <w:t xml:space="preserve">Cycle 14 (2026-05-22; title rename + COI correction + word-cap trim cycle)</w:t>
+      </w:r>
+      <w:r>
+        <w:t xml:space="preserve">. Three post-R2 hygiene improvements landed in a single cycle 2026-05-22.</w:t>
+      </w:r>
+    </w:p>
+    <w:p>
+      <w:pPr>
+        <w:pStyle w:val="BodyText"/>
+      </w:pPr>
+      <w:r>
+        <w:rPr>
+          <w:i/>
+          <w:iCs/>
+        </w:rPr>
+        <w:t xml:space="preserve">Title rename (DEC-190)</w:t>
+      </w:r>
+      <w:r>
+        <w:t xml:space="preserve">. The manuscript title was revised from</w:t>
+      </w:r>
+      <w:r>
+        <w:t xml:space="preserve"> </w:t>
+      </w:r>
+      <w:r>
+        <w:t xml:space="preserve">“Governance Concentration Beyond Token Allocation: An Institutional Design Analysis of DePIN and DeFi”</w:t>
+      </w:r>
+      <w:r>
+        <w:t xml:space="preserve"> </w:t>
+      </w:r>
+      <w:r>
+        <w:t xml:space="preserve">to</w:t>
+      </w:r>
+      <w:r>
+        <w:t xml:space="preserve"> </w:t>
+      </w:r>
+      <w:r>
+        <w:t xml:space="preserve">“Tokenomics as Applied Political Philosophy: Governance Concentration Beyond Token Allocation”</w:t>
+      </w:r>
+      <w:r>
+        <w:t xml:space="preserve"> </w:t>
+      </w:r>
+      <w:r>
+        <w:t xml:space="preserve">to better reflect the paper’s stated core thesis (Section 1.2). The empirical content, methodology, and conclusions are unchanged from the R2 resubmission shipped 2026-05-12. The five-lens philosophical framework (Kantian publicity, Rawlsian fairness, Republican non-domination, Ostromian polycentricity, Hayekian knowledge-use) operationalized against the 40-protocol cross-section remains the analytical core; the title rename elevates the framework-empirical integration to the title surface. SSRN v3 upload is in process (the SSRN v2 PDF at abstract ID 6599278 will be replaced with the post-rename PDF); Frontiers editor notification accompanying this update is documented at</w:t>
+      </w:r>
+      <w:r>
+        <w:t xml:space="preserve"> </w:t>
+      </w:r>
+      <w:r>
+        <w:rPr>
+          <w:rStyle w:val="VerbatimChar"/>
+        </w:rPr>
+        <w:t xml:space="preserve">handoff/author_instructions/B2_Frontiers_Editor_Title_Change_Notification_2026-05-22.md</w:t>
+      </w:r>
+      <w:r>
+        <w:t xml:space="preserve">.</w:t>
+      </w:r>
+    </w:p>
+    <w:p>
+      <w:pPr>
+        <w:pStyle w:val="BodyText"/>
+      </w:pPr>
+      <w:r>
+        <w:rPr>
+          <w:i/>
+          <w:iCs/>
+        </w:rPr>
+        <w:t xml:space="preserve">COI correction</w:t>
+      </w:r>
+      <w:r>
+        <w:t xml:space="preserve">. The Conflict of Interest statement in Section 2.10.8 was corrected to reflect that the author’s tenure at Borderless Capital ended February 2026. The R2 manuscript carried stale</w:t>
+      </w:r>
+      <w:r>
+        <w:t xml:space="preserve"> </w:t>
+      </w:r>
+      <w:r>
+        <w:t xml:space="preserve">“is employed by”</w:t>
+      </w:r>
+      <w:r>
+        <w:t xml:space="preserve"> </w:t>
+      </w:r>
+      <w:r>
+        <w:t xml:space="preserve">framing; the corrected text reads:</w:t>
+      </w:r>
+      <w:r>
+        <w:t xml:space="preserve"> </w:t>
+      </w:r>
+      <w:r>
+        <w:t xml:space="preserve">“The author served as Senior Investment Analyst at Borderless Capital, a cryptocurrency-focused investment firm, through February 2026 and retains no decision-making role, carried interest, or position-dependent compensation with the firm. The author may hold small personal positions in some of the protocols analyzed; positions were established outside the research period and are not position-dependent on Borderless Capital.”</w:t>
+      </w:r>
+    </w:p>
+    <w:p>
+      <w:pPr>
+        <w:pStyle w:val="BodyText"/>
+      </w:pPr>
+      <w:r>
+        <w:rPr>
+          <w:i/>
+          <w:iCs/>
+        </w:rPr>
+        <w:t xml:space="preserve">Word-cap trim cycle</w:t>
+      </w:r>
+      <w:r>
+        <w:t xml:space="preserve">. In preparation for the Frontiers 12,000 word soft cap (the R2 manuscript was accepted for review at 17,702 words; the soft cap is treated as soft for substantive contributions), a targeted trim cycle reduced the body prose by ~1,381 words (~7.8% reduction) to ~16,321 words. The trim was structured as a hybrid supplementary migration: 6 new supplementary files (S10 through S17 enumerated in the Submission package contents section above) capture computational detail and per-protocol narrative depth that previously sat inline in the main paper, while inline summaries preserve all load-bearing inferential defenses and the framework-empirical bridges that the title rename specifically elevated. A post-trim audit cycle identified 5 substantive content losses where in-place compressions removed framework-empirical bridges rather than verbose methodology; all 5 were restored (cumulative restoration: +69 pandoc-equivalent words). Trim-effects assessment: directional findings preserved across the trim; statistical-significance reporting preserved verbatim; framework-evidence integration preserved per the title rename’s editorial direction. Pre-trim binaries are preserved at</w:t>
+      </w:r>
+      <w:r>
+        <w:t xml:space="preserve"> </w:t>
+      </w:r>
+      <w:r>
+        <w:rPr>
+          <w:rStyle w:val="VerbatimChar"/>
+        </w:rPr>
+        <w:t xml:space="preserve">/tmp/B2_Pre_Word_Cap_Trim_2026-05-22_clean.{docx,pdf}</w:t>
+      </w:r>
+      <w:r>
+        <w:t xml:space="preserve"> </w:t>
+      </w:r>
+      <w:r>
+        <w:t xml:space="preserve">for rollback audit-trail.</w:t>
+      </w:r>
+    </w:p>
+    <w:p>
+      <w:pPr>
+        <w:pStyle w:val="BodyText"/>
+      </w:pPr>
+      <w:r>
+        <w:rPr>
+          <w:b/>
+          <w:bCs/>
+        </w:rPr>
+        <w:t xml:space="preserve">Cycle 15 (2026-05-22; multi-source PCA-symmetric extension + max-effort deep-read audit + tracked-changes readability fix)</w:t>
+      </w:r>
+      <w:r>
+        <w:t xml:space="preserve">. A four-part cycle landed 2026-05-22 substantively strengthening reviewer-defensibility while preserving all R2 headline findings.</w:t>
+      </w:r>
+    </w:p>
+    <w:p>
+      <w:pPr>
+        <w:pStyle w:val="BodyText"/>
+      </w:pPr>
+      <w:r>
+        <w:rPr>
+          <w:i/>
+          <w:iCs/>
+        </w:rPr>
+        <w:t xml:space="preserve">Multi-source PCA-symmetric extension</w:t>
+      </w:r>
+      <w:r>
+        <w:t xml:space="preserve"> </w:t>
+      </w:r>
+      <w:r>
+        <w:t xml:space="preserve">(commits</w:t>
+      </w:r>
+      <w:r>
+        <w:t xml:space="preserve"> </w:t>
+      </w:r>
+      <w:r>
+        <w:rPr>
+          <w:rStyle w:val="VerbatimChar"/>
+        </w:rPr>
+        <w:t xml:space="preserve">1751fd5c</w:t>
+      </w:r>
+      <w:r>
+        <w:t xml:space="preserve"> </w:t>
+      </w:r>
+      <w:r>
+        <w:t xml:space="preserve">workflow +</w:t>
+      </w:r>
+      <w:r>
+        <w:t xml:space="preserve"> </w:t>
+      </w:r>
+      <w:r>
+        <w:rPr>
+          <w:rStyle w:val="VerbatimChar"/>
+        </w:rPr>
+        <w:t xml:space="preserve">d4366a1</w:t>
+      </w:r>
+      <w:r>
+        <w:t xml:space="preserve"> </w:t>
+      </w:r>
+      <w:r>
+        <w:t xml:space="preserve">replication). The §3.7 PCA-symmetric robustness check extended across three independent governance-data sources beyond the original Tally-only specification: (a) Tally all-delegates pull for 4 of 10 protocols at full depth (AAVE N=150,911; COMP N=18,627; UNI N=48,707; ARB N=437,453; all four sub-0.005 HHI shift vs cycle-13 top-1000 baseline, empirically validating the top-1000 methodology floor); (b) Snapshot 13-protocol voter-pool extension with cross-source label / Blockscout MCP / cross-protocol-overlap analysis (Tracks A through D); (c) Solana on-chain governance program parsing for JUP / HNT / DRIFT (JUP via Dune</w:t>
+      </w:r>
+      <w:r>
+        <w:t xml:space="preserve"> </w:t>
+      </w:r>
+      <w:r>
+        <w:rPr>
+          <w:rStyle w:val="VerbatimChar"/>
+        </w:rPr>
+        <w:t xml:space="preserve">jupiter_solana.govern_call_setvote</w:t>
+      </w:r>
+      <w:r>
+        <w:t xml:space="preserve"> </w:t>
+      </w:r>
+      <w:r>
+        <w:t xml:space="preserve">per-signer max-weight aggregation; HNT and DRIFT via Helius RPC parsing of SPL Governance VoteRecordV2 accounts). A new sibling canonical store</w:t>
+      </w:r>
+      <w:r>
+        <w:t xml:space="preserve"> </w:t>
+      </w:r>
+      <w:r>
+        <w:rPr>
+          <w:rStyle w:val="VerbatimChar"/>
+        </w:rPr>
+        <w:t xml:space="preserve">data/processed/exclusions_log_signer.csv</w:t>
+      </w:r>
+      <w:r>
+        <w:t xml:space="preserve"> </w:t>
+      </w:r>
+      <w:r>
+        <w:t xml:space="preserve">registers signer-side functional-PCA voters (Compound Foundation 0xb06df4dd…; Balancer DAO multisig 0xad9992f3…; Kevin Owocki / Gitcoin Maintainer 0x00de4b13…; WXM Hedgey-vested insider 0x96d8901a…; 4 confirmed entries after the DIMO Foundation candidate was REFUTED via Polygon Blockscout MCP funding-source verification). A methodologically substantive finding: PCA-symmetric exclusion is NOT monotonic in the concentration-reduction direction; GTC HHI shifts from 0.1792 to 0.1948 upon signer-side PCA exclusion (smaller-denominator effect when excluded PCA holds dominant share). Three new EC entries codified: EC-2026-05-22-B2-WXM-Snapshot-Top1-Identification (hypothesis-revision audit trail); EC-2026-05-22-B2-HNT-Vote-Count-Proxy-vs-Lockup-Weight-Drift (methodology-floor drift; 5-7.5x shift between vote-count proxy and proper VSR lockup-weight); EC-2026-05-22-B2-DRIFT-Realms-Mint-Citation-Correction (surface-extraction-vs-on-chain-truth drift).</w:t>
+      </w:r>
+    </w:p>
+    <w:p>
+      <w:pPr>
+        <w:pStyle w:val="BodyText"/>
+      </w:pPr>
+      <w:r>
+        <w:rPr>
+          <w:i/>
+          <w:iCs/>
+        </w:rPr>
+        <w:t xml:space="preserve">Table 7 N=10 to N=13 expansion + F-B2-9 reframe</w:t>
+      </w:r>
+      <w:r>
+        <w:t xml:space="preserve"> </w:t>
+      </w:r>
+      <w:r>
+        <w:t xml:space="preserve">(commit</w:t>
+      </w:r>
+      <w:r>
+        <w:t xml:space="preserve"> </w:t>
+      </w:r>
+      <w:r>
+        <w:rPr>
+          <w:rStyle w:val="VerbatimChar"/>
+        </w:rPr>
+        <w:t xml:space="preserve">37635794</w:t>
+      </w:r>
+      <w:r>
+        <w:t xml:space="preserve">). Per the multi-source extension, three Solana-native protocols (JUP delegated-vote 0.057x dispersion; HNT VSR lockup-weighted 0.35x-0.53x sensitivity-range dispersion; DRIFT VSR lockup-weighted 1.6x mild amplification) were added to Table 7. Aave row updated from cycle-13 top-1000 0.062 to all-delegates 0.058 (4.4x ratio; methodology-floor empirical-validation tolerance under 0.005). F-B2-9 framing reframed from</w:t>
+      </w:r>
+      <w:r>
+        <w:t xml:space="preserve"> </w:t>
+      </w:r>
+      <w:r>
+        <w:t xml:space="preserve">“8 of 10 amplify with 2 structural exceptions”</w:t>
+      </w:r>
+      <w:r>
+        <w:t xml:space="preserve"> </w:t>
+      </w:r>
+      <w:r>
+        <w:t xml:space="preserve">to</w:t>
+      </w:r>
+      <w:r>
+        <w:t xml:space="preserve"> </w:t>
+      </w:r>
+      <w:r>
+        <w:t xml:space="preserve">“9 of 13 amplify (range 1.6x DRIFT to 9.9x Compound; mean approximately 4.9x) with 4 structural exceptions (ENS 0.45x mature-delegate-program per Section 3.5.1; GMX 0.87x methodology-sensitive per Section 3.5.1.1; HNT 0.35x-0.53x Solana VSR-lockup-weighted per Section 3.5.4; JUP 0.057x most-extreme dispersion outlier with Solana delegated-vote + broad-airdrop-user-base mechanism per Section 3.5.4)”</w:t>
+      </w:r>
+      <w:r>
+        <w:t xml:space="preserve">. Substantive thesis evolution: JUP at 0.057x is the new most-extreme dispersion outlier (8x more extreme than prior most-extreme ENS at 0.45x), introducing a fundamentally new design pattern (Solana delegated-vote + broad airdrop user base) producing concentration order-of-magnitude below the cross-section median. F-B2-9 predominant-amplification thesis PRESERVED at 9-of-13 majority. Three new PAPER.md subsections added: §3.5.4 within-Solana governance concentration heterogeneity; §3.5.4.1 Drift Foundation proposal-authorship versus vote-weight decoupling pattern; §3.5.5 cross-protocol institutional-governance-investor pattern (PGov + Tane + Arana ~17% combined Snapshot voting power; ~8% combined Tally voting power across ARB+COMP+UNI; candidate Fifth Concentration Axis alongside the four already in B2 scope). Figure 6 PNG regenerated with N=13 data via the canonical</w:t>
+      </w:r>
+      <w:r>
+        <w:t xml:space="preserve"> </w:t>
+      </w:r>
+      <w:r>
+        <w:rPr>
+          <w:rStyle w:val="VerbatimChar"/>
+        </w:rPr>
+        <w:t xml:space="preserve">tools/content-build/b2_figure6_regen.py</w:t>
+      </w:r>
+      <w:r>
+        <w:t xml:space="preserve"> </w:t>
+      </w:r>
+      <w:r>
+        <w:t xml:space="preserve">script; Figure 3 caption refreshed to current canonical (133 PCAs / 38 protocols post-cycle-4 audit; Aethir 0.095 / WeatherXM 0.148 / io.net 0.125 top DePIN cluster after IoTeX dropped from 0.189 to 0.081). 12+ prose surfaces cascaded with N=13 framing across abstract Finding 4, §1.4 fourth finding, §3.5 narrative, §3.7 amplification sub-text, §4.1 inter-lens implications, §4.6 summary of findings, §4.7 contributions, §5/6 governance design implications.</w:t>
+      </w:r>
+    </w:p>
+    <w:p>
+      <w:pPr>
+        <w:pStyle w:val="BodyText"/>
+      </w:pPr>
+      <w:r>
+        <w:rPr>
+          <w:i/>
+          <w:iCs/>
+        </w:rPr>
+        <w:t xml:space="preserve">Max-effort deep-read stale-anchor audit (8 passes; ~80 anchors cleared)</w:t>
+      </w:r>
+      <w:r>
+        <w:t xml:space="preserve">. A systematic 8-pass deep-read audit cleared cumulative stale anchors arising from the multi-cycle revision arc: Pass 1 wording-variation residuals from the F-B2-9 reframe cascade (13 surfaces); Pass 2 Table 7 source-attribution completeness (Solana sources + cycle-13 voter counts; 1 footnote refresh); Pass 3 protocol-specific HHI cycle drift (7 surfaces; Curve 0.017 to 0.014 raw post-Convex-exclusion; Jupiter max-DeFi HHI 0.117 to 0.096; Hyperliquid minimum 0.004 to 0.005; Figure 3 caption pre-fix IoTeX 0.189 cluster reference); Pass 4 sequential-read in-context inconsistencies (13 surfaces; abstract Finding 4 enumeration; §1.4 amplifier list missing DRIFT; §3.3 DePIN mean 0.077 pre-IoTeX-fix to 0.071 post-fix; WeatherXM voting 0.486 to 0.556;</w:t>
+      </w:r>
+      <w:r>
+        <w:t xml:space="preserve"> </w:t>
+      </w:r>
+      <w:r>
+        <w:t xml:space="preserve">“five DeFi protocols”</w:t>
+      </w:r>
+      <w:r>
+        <w:t xml:space="preserve"> </w:t>
+      </w:r>
+      <w:r>
+        <w:t xml:space="preserve">to</w:t>
+      </w:r>
+      <w:r>
+        <w:t xml:space="preserve"> </w:t>
+      </w:r>
+      <w:r>
+        <w:t xml:space="preserve">“seven”</w:t>
+      </w:r>
+      <w:r>
+        <w:t xml:space="preserve">; Arbitrum amplification 4.4x typo to 3.1x; ENS top-1 19.9% pre-Cold-Wallet-fix to 16.8%); Pass 5 additional cross-checks (5 surfaces; Hivemapper 0.017 to 0.018; Morpheus 0.031 to 0.046; AAVE delegation HHI 0.076 to 0.058; Figure 8 r=0.00 to r=-0.10; AAVE Shapley-Shubik methodology-mismatch acknowledgment); Pass 6 systematic Python-based Table 4 row vs sibling-clone replication CSV canonical (4 substantive row corrections; Aethir HHI 0.0868 to 0.0948 with updated Top-1 19.7% / Top-10 67.6%; LayerZero / Arbitrum / Optimism row refreshes); Pass 7 abstract-vs-Table 5 internal consistency (3 surfaces; Table 5 insider count fraction row rho=0.44 to 0.48 / p=0.005 to 0.003 / N=39 to 37 to match abstract canonical; LOO footnote 39/39 to 37/37); Pass 8 Table 4 N column convention per author directive (33 row updates: N now represents pre-exclusion sample size = 1,000 + number of PCAs; e.g., Optimism N = 1,007 reflects top-1,007 pre-exclusion sample with 7 PCAs excluded to yield 1,000 non-PCA holders for HHI computation). Plus Pass 8 extension: value-vs-convention methodology footnote acknowledging HHI / Top-N values reflect top-1000 pre-exclusion computation while N column reflects (1000+PCAs) convention; strict-convention recomputation would yield &lt; 0.0001 HHI shift / &lt; 0.1pp Top-N shift (immaterial for cross-protocol comparisons).</w:t>
+      </w:r>
+    </w:p>
+    <w:p>
+      <w:pPr>
+        <w:pStyle w:val="BodyText"/>
+      </w:pPr>
+      <w:r>
+        <w:t xml:space="preserve">Substantive corrections caught in the audit (highlighted because they touch the manuscript’s quantitative core): F-B2-14 (JUP outlier)</w:t>
+      </w:r>
+      <w:r>
+        <w:t xml:space="preserve"> </w:t>
+      </w:r>
+      <w:r>
+        <w:t xml:space="preserve">“JUP-specific mechanisms rather than chain-level mechanisms explain the outlier”</w:t>
+      </w:r>
+      <w:r>
+        <w:t xml:space="preserve"> </w:t>
+      </w:r>
+      <w:r>
+        <w:t xml:space="preserve">framing was internally inconsistent with the</w:t>
+      </w:r>
+      <w:r>
+        <w:t xml:space="preserve"> </w:t>
+      </w:r>
+      <w:r>
+        <w:t xml:space="preserve">“low effective transaction cost”</w:t>
+      </w:r>
+      <w:r>
+        <w:t xml:space="preserve"> </w:t>
+      </w:r>
+      <w:r>
+        <w:t xml:space="preserve">design implication (low tx cost IS a chain-level feature); refined to</w:t>
+      </w:r>
+      <w:r>
+        <w:t xml:space="preserve"> </w:t>
+      </w:r>
+      <w:r>
+        <w:t xml:space="preserve">“JUP’s design choices are protocol-design-level decisions ENABLED BY Solana’s low-cost voting environment; whether they would replicate at scale on a higher-fee chain is untested because no Ethereum counterfactual exists”</w:t>
+      </w:r>
+      <w:r>
+        <w:t xml:space="preserve"> </w:t>
+      </w:r>
+      <w:r>
+        <w:t xml:space="preserve">with a new EC-2026-05-22-B2-F-B2-14-Chain-vs-Protocol-Design-Dichotomy-Overclaim documenting the methodology lesson. F-B2-15 (within-Solana heterogeneity) DRIFT mis-classification corrected (was</w:t>
+      </w:r>
+      <w:r>
+        <w:t xml:space="preserve"> </w:t>
+      </w:r>
+      <w:r>
+        <w:t xml:space="preserve">“delegated-vote with smaller professional user base”</w:t>
+      </w:r>
+      <w:r>
+        <w:t xml:space="preserve">; correct is</w:t>
+      </w:r>
+      <w:r>
+        <w:t xml:space="preserve"> </w:t>
+      </w:r>
+      <w:r>
+        <w:t xml:space="preserve">“VSR lockup-weighted vote design analogous to HNT”</w:t>
+      </w:r>
+      <w:r>
+        <w:t xml:space="preserve"> </w:t>
+      </w:r>
+      <w:r>
+        <w:t xml:space="preserve">per DRIFT memo line 125); mechanism story reframed around VSR-vs-delegated as primary within-Solana driver per DRIFT memo line 130; sister EC-2026-05-22-B2-F-B2-15-DRIFT-VSR-Classification-And-Within-Solana-Mechanism-Refinement filed. The audit-pass discipline established by these corrections (verify just-shipped findings via Pattern 27 Mode A within-cycle) is itself an internal methodology contribution.</w:t>
+      </w:r>
+    </w:p>
+    <w:p>
+      <w:pPr>
+        <w:pStyle w:val="BodyText"/>
+      </w:pPr>
+      <w:r>
+        <w:rPr>
+          <w:i/>
+          <w:iCs/>
+        </w:rPr>
+        <w:t xml:space="preserve">Tracked-changes readability fix</w:t>
+      </w:r>
+      <w:r>
+        <w:t xml:space="preserve"> </w:t>
+      </w:r>
+      <w:r>
+        <w:t xml:space="preserve">(commit</w:t>
+      </w:r>
+      <w:r>
+        <w:t xml:space="preserve"> </w:t>
+      </w:r>
+      <w:r>
+        <w:rPr>
+          <w:rStyle w:val="VerbatimChar"/>
+        </w:rPr>
+        <w:t xml:space="preserve">859ebb64</w:t>
+      </w:r>
+      <w:r>
+        <w:t xml:space="preserve">). The previous tracked-changes generation wrapped EVERY text run in</w:t>
+      </w:r>
+      <w:r>
+        <w:t xml:space="preserve"> </w:t>
+      </w:r>
+      <w:r>
+        <w:rPr>
+          <w:rStyle w:val="VerbatimChar"/>
+        </w:rPr>
+        <w:t xml:space="preserve">w:ins</w:t>
+      </w:r>
+      <w:r>
+        <w:t xml:space="preserve"> </w:t>
+      </w:r>
+      <w:r>
+        <w:t xml:space="preserve">markers (8,462 markers) which made the tracked-changes view unreadable: every paragraph appeared edited, even those merely split from R1 mega-paragraphs during the jargon-refinement / accessibility cycles. A new diff-aware generator (</w:t>
+      </w:r>
+      <w:r>
+        <w:rPr>
+          <w:rStyle w:val="VerbatimChar"/>
+        </w:rPr>
+        <w:t xml:space="preserve">tools/content-build/regenerate_tracked_changes_v3.py</w:t>
+      </w:r>
+      <w:r>
+        <w:t xml:space="preserve">) performs paragraph-level token-set similarity matching between R1 baseline and R2 clean DOCX, wrapping</w:t>
+      </w:r>
+      <w:r>
+        <w:t xml:space="preserve"> </w:t>
+      </w:r>
+      <w:r>
+        <w:rPr>
+          <w:rStyle w:val="VerbatimChar"/>
+        </w:rPr>
+        <w:t xml:space="preserve">w:r</w:t>
+      </w:r>
+      <w:r>
+        <w:t xml:space="preserve"> </w:t>
+      </w:r>
+      <w:r>
+        <w:t xml:space="preserve">elements ONLY in paragraphs with substantive content changes (Jaccard &gt;= 0.50 OR coverage &gt;= 0.70 → unchanged; otherwise wrap). Result: 8,462 to 3,613 markers (57% reduction); reviewers now see RED highlights only where actual R2 content was added or changed, not where R1 mega-paragraphs were split for readability. The 192 marked paragraphs capture the substantive R2 changes (new §3.5.4 / 3.5.4.1 / 3.5.5 subsections; §3.7 PCA-symmetric replacement; F-B2-9 reframe paragraphs; Table 7 N=13 expansion text; updated Figure captions; statistical-claim refresh prose; new JUP / HNT / DRIFT / VSR / signer-side-PCA vocabulary).</w:t>
+      </w:r>
+    </w:p>
+    <w:p>
+      <w:pPr>
+        <w:pStyle w:val="BodyText"/>
+      </w:pPr>
+      <w:r>
+        <w:rPr>
+          <w:b/>
+          <w:bCs/>
+        </w:rPr>
+        <w:t xml:space="preserve">Cycle 15 method-of-record discipline</w:t>
+      </w:r>
+      <w:r>
+        <w:t xml:space="preserve">: single-canonical-regression-dataset-of-record discipline (Section 2.10.3) maintained throughout the multi-source extension; sibling clone</w:t>
+      </w:r>
+      <w:r>
+        <w:t xml:space="preserve"> </w:t>
+      </w:r>
+      <w:r>
+        <w:rPr>
+          <w:rStyle w:val="VerbatimChar"/>
+        </w:rPr>
+        <w:t xml:space="preserve">regression_data_april2026.csv</w:t>
+      </w:r>
+      <w:r>
+        <w:t xml:space="preserve"> </w:t>
+      </w:r>
+      <w:r>
+        <w:t xml:space="preserve">remains the holding-HHI canonical; new</w:t>
+      </w:r>
+      <w:r>
+        <w:t xml:space="preserve"> </w:t>
+      </w:r>
+      <w:r>
+        <w:rPr>
+          <w:rStyle w:val="VerbatimChar"/>
+        </w:rPr>
+        <w:t xml:space="preserve">exclusions_log_signer.csv</w:t>
+      </w:r>
+      <w:r>
+        <w:t xml:space="preserve"> </w:t>
+      </w:r>
+      <w:r>
+        <w:t xml:space="preserve">registered as sister canonical for signer-side voting-symmetric exclusion. All R2 headline findings preserved through Cycle 15: allocation null (Pearson r = 0.05, p = 0.76, N = 37); DePIN-DeFi sector contrast (Mann-Whitney p = 0.020, Cohen’s d = 0.94; LOO 30/30); subsidy disconnect (Livepeer outlier; r = 0.59 inclusive / r = 0.03 exclusive); predominant delegation amplification (now 9 of 13 amplify; 4 structural exceptions: ENS + GMX + HNT + JUP); cross-protocol institutional concentration emerging as candidate Fifth Concentration Axis (NEW F-B2-13).</w:t>
+      </w:r>
+    </w:p>
+    <w:p>
+      <w:pPr>
+        <w:pStyle w:val="BodyText"/>
+      </w:pPr>
+      <w:r>
+        <w:t xml:space="preserve">The submission package included with this letter (B2_Frontiers_R2_clean.docx + .pdf; B2_Frontiers_R2_tracked_changes.docx + .pdf) reflects manuscript state post-Cycle-15.</w:t>
+      </w:r>
+    </w:p>
+    <w:bookmarkEnd w:id="15"/>
+    <w:bookmarkStart w:id="16" w:name="acknowledgment"/>
+    <w:p>
+      <w:pPr>
+        <w:pStyle w:val="Heading2"/>
+      </w:pPr>
+      <w:r>
+        <w:t xml:space="preserve">Acknowledgment</w:t>
+      </w:r>
+    </w:p>
+    <w:p>
+      <w:pPr>
+        <w:pStyle w:val="FirstParagraph"/>
+      </w:pPr>
+      <w:r>
+        <w:t xml:space="preserve">We thank Reviewer 1 for the comprehensive cross-surface audit that identified the manuscript-vs-data-of-record drift and motivated the R2 reproduce-and-sync cycle, which in turn enabled the post-2026-05-17 deep-PCA-audit cycle to expand the Table 7 sample to N=10 and surface the ENS structural counterexample at 0.45x dispersion (Section 3.5.1). The predominant-amplification finding (with four structural exceptions ENS + GMX + HNT + JUP) documented in Section 3.5 is a direct product of Reviewer 1’s R2 framing, extended via the post-2026-05-17 deep-PCA-audit cycle (commit</w:t>
+      </w:r>
+      <w:r>
+        <w:t xml:space="preserve"> </w:t>
+      </w:r>
+      <w:r>
+        <w:rPr>
+          <w:rStyle w:val="VerbatimChar"/>
+        </w:rPr>
+        <w:t xml:space="preserve">3a8c3065</w:t>
+      </w:r>
+      <w:r>
+        <w:t xml:space="preserve">), the 2026-05-21 voting-HHI methodology refresh (commit</w:t>
+      </w:r>
+      <w:r>
+        <w:t xml:space="preserve"> </w:t>
+      </w:r>
+      <w:r>
+        <w:rPr>
+          <w:rStyle w:val="VerbatimChar"/>
+        </w:rPr>
+        <w:t xml:space="preserve">99036422</w:t>
+      </w:r>
+      <w:r>
+        <w:t xml:space="preserve"> </w:t>
+      </w:r>
+      <w:r>
+        <w:t xml:space="preserve">per EC-2026-05-21-B2-Voting-HHI-Sampling-Methodology-Floor) which surfaced GMX as a 2nd structural-exception counterexample at expanded Tally top-1000 sampling depth, and the 2026-05-22 multi-source PCA-symmetric extension cycle (commit</w:t>
+      </w:r>
+      <w:r>
+        <w:t xml:space="preserve"> </w:t>
+      </w:r>
+      <w:r>
+        <w:rPr>
+          <w:rStyle w:val="VerbatimChar"/>
+        </w:rPr>
+        <w:t xml:space="preserve">1751fd5c</w:t>
+      </w:r>
+      <w:r>
+        <w:t xml:space="preserve">) which surfaced JUP as the most-extreme dispersion outlier (0.057x; Solana delegated-vote + broad airdrop user base mechanism) and HNT as a sensitivity-range dispersion case (0.35x-0.53x; Solana VSR lockup-weighted design) per the Section 3.5.4 within-Solana heterogeneity subsection. We thank Reviewer 2 for the endorsement of publication.</w:t>
+      </w:r>
+    </w:p>
+    <w:p>
+      <w:pPr>
+        <w:pStyle w:val="BodyText"/>
+      </w:pPr>
+      <w:r>
+        <w:t xml:space="preserve">Sincerely,</w:t>
+      </w:r>
+      <w:r>
+        <w:t xml:space="preserve"> </w:t>
+      </w:r>
+      <w:r>
+        <w:t xml:space="preserve">Zach Zukowski</w:t>
+      </w:r>
+      <w:r>
+        <w:t xml:space="preserve"> </w:t>
+      </w:r>
+      <w:r>
+        <w:t xml:space="preserve">Tokenization Systems</w:t>
+      </w:r>
+      <w:r>
+        <w:t xml:space="preserve"> </w:t>
+      </w:r>
+      <w:r>
+        <w:t xml:space="preserve">zach@tokenization.systems</w:t>
+      </w:r>
+      <w:r>
+        <w:t xml:space="preserve"> </w:t>
+      </w:r>
+      <w:r>
+        <w:t xml:space="preserve">ORCID: 0009-0006-3642-2450</w:t>
+      </w:r>
+    </w:p>
+    <w:bookmarkEnd w:id="16"/>
     <w:bookmarkEnd w:id="17"/>
-    <w:bookmarkStart w:id="18" w:name="methodology-disclosure"/>
-    <w:p>
-      <w:pPr>
-        <w:pStyle w:val="Heading2"/>
-      </w:pPr>
-      <w:r>
-        <w:t xml:space="preserve">Methodology disclosure</w:t>
-      </w:r>
-    </w:p>
-    <w:p>
-      <w:pPr>
-        <w:pStyle w:val="FirstParagraph"/>
-      </w:pPr>
-      <w:r>
-        <w:t xml:space="preserve">The R2 cycle adopted a single-canonical-regression-dataset-of-record discipline to prevent recurrence of the manuscript-vs-data drift Reviewer 1 surfaced. The Section 2.10.3 methodology note documents this discipline. Snapshot-date discipline is acknowledged: the Table 7 voting HHI values use a March 2026 snapshot consistent with the rest of the dataset; the May 2026 Tally and Snapshot replication shows delegate-pool drift (Compound active-delegate count and Snapshot voter count both shifted) but rank ordering across protocols is the more durable inferential property than absolute magnitude.</w:t>
-      </w:r>
-    </w:p>
-    <w:p>
-      <w:pPr>
-        <w:pStyle w:val="BodyText"/>
-      </w:pPr>
-      <w:r>
-        <w:t xml:space="preserve">The universal-audit cycle described above also adopted a Class 1 to Class 5 PCA typology consistently across the 40-protocol cross-section (documented in</w:t>
-      </w:r>
-      <w:r>
-        <w:t xml:space="preserve"> </w:t>
-      </w:r>
-      <w:r>
-        <w:rPr>
-          <w:rStyle w:val="VerbatimChar"/>
-        </w:rPr>
-        <w:t xml:space="preserve">data/processed/exclusions_log.csv</w:t>
-      </w:r>
-      <w:r>
-        <w:t xml:space="preserve">; 133 rows; 40 protocols).</w:t>
-      </w:r>
-    </w:p>
-    <w:bookmarkEnd w:id="18"/>
-    <w:bookmarkStart w:id="19" w:name="conflict-of-interest"/>
-    <w:p>
-      <w:pPr>
-        <w:pStyle w:val="Heading2"/>
-      </w:pPr>
-      <w:r>
-        <w:t xml:space="preserve">Conflict of interest</w:t>
-      </w:r>
-    </w:p>
-    <w:p>
-      <w:pPr>
-        <w:pStyle w:val="FirstParagraph"/>
-      </w:pPr>
-      <w:r>
-        <w:t xml:space="preserve">The author is employed by Borderless Capital, a cryptocurrency-focused investment firm. A complete disclosure is provided in the Conflict of Interest statement accompanying this submission. The author may hold or have held positions in some protocols analyzed; the disclosure documents these. There are no co-authors and no other conflicts of interest.</w:t>
-      </w:r>
-    </w:p>
-    <w:bookmarkEnd w:id="19"/>
-    <w:bookmarkStart w:id="20" w:name="acknowledgment"/>
-    <w:p>
-      <w:pPr>
-        <w:pStyle w:val="Heading2"/>
-      </w:pPr>
-      <w:r>
-        <w:t xml:space="preserve">Acknowledgment</w:t>
-      </w:r>
-    </w:p>
-    <w:p>
-      <w:pPr>
-        <w:pStyle w:val="FirstParagraph"/>
-      </w:pPr>
-      <w:r>
-        <w:t xml:space="preserve">We thank Reviewer 1 for the comprehensive cross-surface audit that identified the manuscript-vs-data-of-record drift and motivated the R2 reproduce-and-sync cycle. The universal-amplification finding documented in Section 3.5 is a direct product of Reviewer 1’s R2 framing: applying consistent post-exclusion methodology across Table 4 and Table 7 produces the substantive interpretive change that strengthens the paper’s thesis about institutional design at the operator and router level governing governance outcomes. We thank Reviewer 2 for the endorsement of publication.</w:t>
-      </w:r>
-    </w:p>
-    <w:p>
-      <w:pPr>
-        <w:pStyle w:val="BodyText"/>
-      </w:pPr>
-      <w:r>
-        <w:t xml:space="preserve">Sincerely,</w:t>
-      </w:r>
-    </w:p>
-    <w:p>
-      <w:pPr>
-        <w:pStyle w:val="BodyText"/>
-      </w:pPr>
-      <w:r>
-        <w:t xml:space="preserve">Zach Zukowski</w:t>
-      </w:r>
-      <w:r>
-        <w:t xml:space="preserve"> </w:t>
-      </w:r>
-      <w:r>
-        <w:t xml:space="preserve">Tokenization Systems</w:t>
-      </w:r>
-      <w:r>
-        <w:t xml:space="preserve"> </w:t>
-      </w:r>
-      <w:r>
-        <w:t xml:space="preserve">zach@tokenization.systems</w:t>
-      </w:r>
-      <w:r>
-        <w:t xml:space="preserve"> </w:t>
-      </w:r>
-      <w:r>
-        <w:t xml:space="preserve">ORCID: 0009-0006-3642-2450</w:t>
-      </w:r>
-    </w:p>
-    <w:bookmarkEnd w:id="20"/>
-    <w:bookmarkEnd w:id="21"/>
     <w:sectPr>
       <w:footnotePr>
         <w:numRestart w:val="eachSect"/>
@@ -1413,18 +2033,6 @@
     <w:abstractNumId w:val="991"/>
   </w:num>
   <w:num w:numId="1004">
-    <w:abstractNumId w:val="991"/>
-  </w:num>
-  <w:num w:numId="1005">
-    <w:abstractNumId w:val="991"/>
-  </w:num>
-  <w:num w:numId="1006">
-    <w:abstractNumId w:val="991"/>
-  </w:num>
-  <w:num w:numId="1007">
-    <w:abstractNumId w:val="991"/>
-  </w:num>
-  <w:num w:numId="1008">
     <w:abstractNumId w:val="991"/>
   </w:num>
 </w:numbering>

--- a/b2/paper/responses/2026-05-17_R2_cover_letter.docx
+++ b/b2/paper/responses/2026-05-17_R2_cover_letter.docx
@@ -2,7 +2,7 @@
 <file path=word/document.xml><?xml version="1.0" encoding="utf-8"?>
 <w:document xmlns:w="http://schemas.openxmlformats.org/wordprocessingml/2006/main" xmlns:m="http://schemas.openxmlformats.org/officeDocument/2006/math" xmlns:r="http://schemas.openxmlformats.org/officeDocument/2006/relationships" xmlns:o="urn:schemas-microsoft-com:office:office" xmlns:v="urn:schemas-microsoft-com:vml" xmlns:w10="urn:schemas-microsoft-com:office:word" xmlns:a="http://schemas.openxmlformats.org/drawingml/2006/main" xmlns:pic="http://schemas.openxmlformats.org/drawingml/2006/picture" xmlns:wp="http://schemas.openxmlformats.org/drawingml/2006/wordprocessingDrawing">
   <w:body>
-    <w:bookmarkStart w:id="17" w:name="cover-letter-b2-r2-submission"/>
+    <w:bookmarkStart w:id="18" w:name="cover-letter-b2-r2-submission"/>
     <w:p>
       <w:pPr>
         <w:pStyle w:val="Heading1"/>
@@ -941,7 +941,7 @@
       </w:r>
     </w:p>
     <w:bookmarkEnd w:id="14"/>
-    <w:bookmarkStart w:id="15" w:name="post-2026-05-17-internal-hygiene"/>
+    <w:bookmarkStart w:id="16" w:name="post-2026-05-17-internal-hygiene"/>
     <w:p>
       <w:pPr>
         <w:pStyle w:val="Heading2"/>
@@ -1593,7 +1593,7 @@
         <w:t xml:space="preserve"> </w:t>
       </w:r>
       <w:r>
-        <w:t xml:space="preserve">registered as sister canonical for signer-side voting-symmetric exclusion. All R2 headline findings preserved through Cycle 15: allocation null (Pearson r = 0.05, p = 0.76, N = 37); DePIN-DeFi sector contrast (Mann-Whitney p = 0.020, Cohen’s d = 0.94; LOO 30/30); subsidy disconnect (Livepeer outlier; r = 0.59 inclusive / r = 0.03 exclusive); predominant delegation amplification (now 9 of 13 amplify; 4 structural exceptions: ENS + GMX + HNT + JUP); cross-protocol institutional concentration emerging as candidate Fifth Concentration Axis (NEW F-B2-13).</w:t>
+        <w:t xml:space="preserve">registered as sister canonical for signer-side voting-symmetric exclusion. All R2 headline findings preserved through Cycle 15: allocation null (Pearson r = 0.05, p = 0.76, N = 37); DePIN-DeFi sector contrast (Mann-Whitney p = 0.020, Cohen’s d = 0.94; LOO 30/30); subsidy disconnect (Livepeer outlier; r = 0.59 inclusive / r = 0.03 exclusive); predominant delegation amplification (now 9 of 13 amplify; 4 structural exceptions: ENS + GMX + HNT + JUP); cross-protocol institutional concentration emerging as candidate Fifth Concentration Axis (per Section 3.5.5).</w:t>
       </w:r>
     </w:p>
     <w:p>
@@ -1601,11 +1601,275 @@
         <w:pStyle w:val="BodyText"/>
       </w:pPr>
       <w:r>
-        <w:t xml:space="preserve">The submission package included with this letter (B2_Frontiers_R2_clean.docx + .pdf; B2_Frontiers_R2_tracked_changes.docx + .pdf) reflects manuscript state post-Cycle-15.</w:t>
-      </w:r>
-    </w:p>
-    <w:bookmarkEnd w:id="15"/>
-    <w:bookmarkStart w:id="16" w:name="acknowledgment"/>
+        <w:rPr>
+          <w:b/>
+          <w:bCs/>
+        </w:rPr>
+        <w:t xml:space="preserve">Cycle 16 (2026-05-22; revision-artifact cleanup + Frontiers 15-figure/table-limit compliance)</w:t>
+      </w:r>
+      <w:r>
+        <w:t xml:space="preserve">. A final manuscript-polish cycle landed 2026-05-22 immediately prior to this submission, removing revision-cycle annotations from the manuscript body and reducing the figure/table count to meet the Frontiers Original Research and Review Articles maximum of 15 figures/tables.</w:t>
+      </w:r>
+    </w:p>
+    <w:p>
+      <w:pPr>
+        <w:pStyle w:val="BodyText"/>
+      </w:pPr>
+      <w:r>
+        <w:rPr>
+          <w:i/>
+          <w:iCs/>
+        </w:rPr>
+        <w:t xml:space="preserve">Revision-artifact cleanup (15+ surfaces)</w:t>
+      </w:r>
+      <w:r>
+        <w:t xml:space="preserve">. The manuscript body previously contained revision-cycle annotations carried forward from the multi-cycle revision process: parenthetical</w:t>
+      </w:r>
+      <w:r>
+        <w:t xml:space="preserve"> </w:t>
+      </w:r>
+      <w:r>
+        <w:t xml:space="preserve">“(post-cycle-4 audit adding 0xfc78 Safe multisig)”</w:t>
+      </w:r>
+      <w:r>
+        <w:t xml:space="preserve"> </w:t>
+      </w:r>
+      <w:r>
+        <w:t xml:space="preserve">in the Table 4 caption;</w:t>
+      </w:r>
+      <w:r>
+        <w:t xml:space="preserve"> </w:t>
+      </w:r>
+      <w:r>
+        <w:t xml:space="preserve">“preserved as cycle-13 pre-deep-audit baseline”</w:t>
+      </w:r>
+      <w:r>
+        <w:t xml:space="preserve"> </w:t>
+      </w:r>
+      <w:r>
+        <w:t xml:space="preserve">in the Figure 3 caption;</w:t>
+      </w:r>
+      <w:r>
+        <w:t xml:space="preserve"> </w:t>
+      </w:r>
+      <w:r>
+        <w:t xml:space="preserve">“(post-refresh)”</w:t>
+      </w:r>
+      <w:r>
+        <w:t xml:space="preserve"> </w:t>
+      </w:r>
+      <w:r>
+        <w:t xml:space="preserve">annotation on the §3.5.1.1 GMX header;</w:t>
+      </w:r>
+      <w:r>
+        <w:t xml:space="preserve"> </w:t>
+      </w:r>
+      <w:r>
+        <w:t xml:space="preserve">“Lido’s 6.3x amplification (post-refresh value per the 2026-05-21 voting-HHI methodology revision; pre-refresh 11.4x preserved as audit trail)”</w:t>
+      </w:r>
+      <w:r>
+        <w:t xml:space="preserve"> </w:t>
+      </w:r>
+      <w:r>
+        <w:t xml:space="preserve">parenthetical;</w:t>
+      </w:r>
+      <w:r>
+        <w:t xml:space="preserve"> </w:t>
+      </w:r>
+      <w:r>
+        <w:t xml:space="preserve">“in the R2 revision cycle”</w:t>
+      </w:r>
+      <w:r>
+        <w:t xml:space="preserve"> </w:t>
+      </w:r>
+      <w:r>
+        <w:t xml:space="preserve">qualifier on the §3.5.4 Solana-protocols paragraph; Table 7 † footnote audit-trail</w:t>
+      </w:r>
+      <w:r>
+        <w:t xml:space="preserve"> </w:t>
+      </w:r>
+      <w:r>
+        <w:t xml:space="preserve">“(cycle-13 refresh yields n = 138 … March 2026 baseline n = 114 preserved as audit-trail)”</w:t>
+      </w:r>
+      <w:r>
+        <w:t xml:space="preserve">; Table 7 § footnote</w:t>
+      </w:r>
+      <w:r>
+        <w:t xml:space="preserve"> </w:t>
+      </w:r>
+      <w:r>
+        <w:t xml:space="preserve">“(supersedes cycle-13 top-1000 value 0.062 with HHI shift -0.004 within the top-1000 methodology-floor empirical-validation tolerance)”</w:t>
+      </w:r>
+      <w:r>
+        <w:t xml:space="preserve">; multi-paragraph §2.10.3 Snapshot date discipline revision-history narrative (</w:t>
+      </w:r>
+      <w:r>
+        <w:t xml:space="preserve">“Compound grew from 114 in March 2026 to 138 by May 2026”</w:t>
+      </w:r>
+      <w:r>
+        <w:t xml:space="preserve">); §3.5.1.1 GMX body</w:t>
+      </w:r>
+      <w:r>
+        <w:t xml:space="preserve"> </w:t>
+      </w:r>
+      <w:r>
+        <w:t xml:space="preserve">“commit chain pre-2026-05-21”</w:t>
+      </w:r>
+      <w:r>
+        <w:t xml:space="preserve"> </w:t>
+      </w:r>
+      <w:r>
+        <w:t xml:space="preserve">+</w:t>
+      </w:r>
+      <w:r>
+        <w:t xml:space="preserve"> </w:t>
+      </w:r>
+      <w:r>
+        <w:t xml:space="preserve">“2026-05-21 voting-HHI methodology refresh”</w:t>
+      </w:r>
+      <w:r>
+        <w:t xml:space="preserve"> </w:t>
+      </w:r>
+      <w:r>
+        <w:t xml:space="preserve">framing; §3.5 DeFi enumeration</w:t>
+      </w:r>
+      <w:r>
+        <w:t xml:space="preserve"> </w:t>
+      </w:r>
+      <w:r>
+        <w:t xml:space="preserve">“at cycle-13 refresh”</w:t>
+      </w:r>
+      <w:r>
+        <w:t xml:space="preserve"> </w:t>
+      </w:r>
+      <w:r>
+        <w:t xml:space="preserve">annotations; §3.7 PCA-symmetric paragraph</w:t>
+      </w:r>
+      <w:r>
+        <w:t xml:space="preserve"> </w:t>
+      </w:r>
+      <w:r>
+        <w:t xml:space="preserve">“from the cycle-13 top-1000 sample baseline”</w:t>
+      </w:r>
+      <w:r>
+        <w:t xml:space="preserve"> </w:t>
+      </w:r>
+      <w:r>
+        <w:t xml:space="preserve">annotations; §3.7 Shapley-Banzhaf</w:t>
+      </w:r>
+      <w:r>
+        <w:t xml:space="preserve"> </w:t>
+      </w:r>
+      <w:r>
+        <w:t xml:space="preserve">“pre-2026-05-21 methodology refresh”</w:t>
+      </w:r>
+      <w:r>
+        <w:t xml:space="preserve"> </w:t>
+      </w:r>
+      <w:r>
+        <w:t xml:space="preserve">parenthetical; §4.8 audit-cycle paragraph</w:t>
+      </w:r>
+      <w:r>
+        <w:t xml:space="preserve"> </w:t>
+      </w:r>
+      <w:r>
+        <w:t xml:space="preserve">“The 2026-05-19 universal verification audit cycle surfaced three per-protocol PCA-exclusion sensitivity-check items…”</w:t>
+      </w:r>
+      <w:r>
+        <w:t xml:space="preserve"> </w:t>
+      </w:r>
+      <w:r>
+        <w:t xml:space="preserve">multi-sentence revision-history paragraph; F-B2-9 internal identifier references (2 surfaces in §3.5.5 + §3.7); dated supplementary script file paths (7 surfaces;</w:t>
+      </w:r>
+      <w:r>
+        <w:t xml:space="preserve"> </w:t>
+      </w:r>
+      <w:r>
+        <w:t xml:space="preserve">“b2/paper/supplements/synergy_index_full_sample_2026-05-19.py”</w:t>
+      </w:r>
+      <w:r>
+        <w:t xml:space="preserve"> </w:t>
+      </w:r>
+      <w:r>
+        <w:t xml:space="preserve">etc. replaced with S-supplement prose references); dated price-snapshot references (</w:t>
+      </w:r>
+      <w:r>
+        <w:t xml:space="preserve">“as of 2026-05-19”</w:t>
+      </w:r>
+      <w:r>
+        <w:t xml:space="preserve"> </w:t>
+      </w:r>
+      <w:r>
+        <w:t xml:space="preserve">replaced with</w:t>
+      </w:r>
+      <w:r>
+        <w:t xml:space="preserve"> </w:t>
+      </w:r>
+      <w:r>
+        <w:t xml:space="preserve">“May 2026 data-collection snapshot”</w:t>
+      </w:r>
+      <w:r>
+        <w:t xml:space="preserve">). All revision-cycle annotations now condensed to current-state framing; audit-trail provenance preserved in this cover letter + the accompanying point-by-point response document + the linked supplementary materials. Verification post-cleanup: zero instances of cycle-13 / cycle-14 / cycle-15 / pre-refresh / post-refresh / post-cycle-4 / preserved-as-audit-trail / supersedes / multi-source-extension-cascade / pre-2026-05-21 / in-the-R2-revision-cycle / F-B2-N / EC-2026-NN / DEC-NNN patterns in the manuscript body.</w:t>
+      </w:r>
+    </w:p>
+    <w:p>
+      <w:pPr>
+        <w:pStyle w:val="BodyText"/>
+      </w:pPr>
+      <w:r>
+        <w:rPr>
+          <w:i/>
+          <w:iCs/>
+        </w:rPr>
+        <w:t xml:space="preserve">Frontiers 15-figure/table-limit compliance</w:t>
+      </w:r>
+      <w:r>
+        <w:t xml:space="preserve">. Pre-cleanup manuscript: 9 figures + 9 tables = 18 (over the Frontiers maximum of 15). Three items removed to bring the count to exactly 15: Figure 8 (HHI vs voter participation; r = -0.10 null; ancillary finding); Figure 9 (LOO forest plot for the DePIN-vs-DeFi sector contrast; visualizes the Cohen’s d range and bootstrap 95% CI already discussed verbatim in §3.7 text); Table 9 (PCA-classification robustness; 5-spec exclusion sensitivity already documented in</w:t>
+      </w:r>
+      <w:r>
+        <w:t xml:space="preserve"> </w:t>
+      </w:r>
+      <w:hyperlink r:id="rId15">
+        <w:r>
+          <w:rPr>
+            <w:rStyle w:val="Hyperlink"/>
+            <w:u w:val="single"/>
+          </w:rPr>
+          <w:t xml:space="preserve">Supplementary File S10</w:t>
+        </w:r>
+      </w:hyperlink>
+      <w:r>
+        <w:t xml:space="preserve"> </w:t>
+      </w:r>
+      <w:r>
+        <w:t xml:space="preserve">with full per-specification narrative + alternative-classification rationale; inline content condensed to a single prose sentence citing the 5 specs by Mann-Whitney p + Cohen’s d values). All three removed items meet four removability criteria simultaneously: (i) ancillary (not headline) finding; (ii) prose-vs-visual redundant (full content reproducible in 1-2 sentences); (iii) existing supplementary file alternative (S5 pipeline specification covers per-protocol participation + LOO iteration data; S10 covers PCA-classification robustness directly); (iv) low reviewer-defensibility cost (no headline finding lost). Post-cleanup manuscript: 7 figures (Figures 1-7) + 8 tables (Tables 1-8) = 15 (at limit). All headline figures preserved: Figure 5 lead-finding scatter (allocation null); Figure 4 sector boxplot (DePIN vs DeFi); Figure 6 delegation amplification (Table 7 visualization; N=13); Figure 7 subsidy outlier scatter (Livepeer-driven correlation); Figure 3 HHI bar 40 protocols (cross-section); Figures 1+2 framework diagrams.</w:t>
+      </w:r>
+    </w:p>
+    <w:p>
+      <w:pPr>
+        <w:pStyle w:val="BodyText"/>
+      </w:pPr>
+      <w:r>
+        <w:rPr>
+          <w:b/>
+          <w:bCs/>
+        </w:rPr>
+        <w:t xml:space="preserve">Cycle 16 method-of-record discipline</w:t>
+      </w:r>
+      <w:r>
+        <w:t xml:space="preserve">: revision-cycle annotations belong in submission-accompanying documents (this cover letter + the point-by-point response) and in the linked supplementary materials, not in the manuscript body. Reviewers reading the manuscript encounter current-state framing only; methodology evolution narratives are surfaced via this cover letter’s cycle-by-cycle summary.</w:t>
+      </w:r>
+    </w:p>
+    <w:p>
+      <w:pPr>
+        <w:pStyle w:val="BodyText"/>
+      </w:pPr>
+      <w:r>
+        <w:t xml:space="preserve">The submission package included with this letter (B2_Frontiers_R2_clean.docx + .pdf; B2_Frontiers_R2_tracked_changes.docx + .pdf) reflects manuscript state post-Cycle-16 with 15 figures/tables and revision artifacts removed.</w:t>
+      </w:r>
+    </w:p>
+    <w:bookmarkEnd w:id="16"/>
+    <w:bookmarkStart w:id="17" w:name="acknowledgment"/>
     <w:p>
       <w:pPr>
         <w:pStyle w:val="Heading2"/>
@@ -1693,8 +1957,8 @@
         <w:t xml:space="preserve">ORCID: 0009-0006-3642-2450</w:t>
       </w:r>
     </w:p>
-    <w:bookmarkEnd w:id="16"/>
     <w:bookmarkEnd w:id="17"/>
+    <w:bookmarkEnd w:id="18"/>
     <w:sectPr>
       <w:footnotePr>
         <w:numRestart w:val="eachSect"/>
